--- a/tillsyn/A 38958-2024 tillsynsbegäran.docx
+++ b/tillsyn/A 38958-2024 tillsynsbegäran.docx
@@ -258,7 +258,7 @@
     <w:r>
       <w:tab/>
       <w:tab/>
-      <w:t>2025-06-18</w:t>
+      <w:t>2025-06-19</w:t>
       <w:br/>
       <w:br/>
     </w:r>

--- a/tillsyn/A 38958-2024 tillsynsbegäran.docx
+++ b/tillsyn/A 38958-2024 tillsynsbegäran.docx
@@ -258,7 +258,7 @@
     <w:r>
       <w:tab/>
       <w:tab/>
-      <w:t>2025-06-19</w:t>
+      <w:t>2025-06-20</w:t>
       <w:br/>
       <w:br/>
     </w:r>

--- a/tillsyn/A 38958-2024 tillsynsbegäran.docx
+++ b/tillsyn/A 38958-2024 tillsynsbegäran.docx
@@ -258,7 +258,7 @@
     <w:r>
       <w:tab/>
       <w:tab/>
-      <w:t>2025-06-20</w:t>
+      <w:t>2025-06-21</w:t>
       <w:br/>
       <w:br/>
     </w:r>

--- a/tillsyn/A 38958-2024 tillsynsbegäran.docx
+++ b/tillsyn/A 38958-2024 tillsynsbegäran.docx
@@ -258,7 +258,7 @@
     <w:r>
       <w:tab/>
       <w:tab/>
-      <w:t>2025-06-21</w:t>
+      <w:t>2025-06-22</w:t>
       <w:br/>
       <w:br/>
     </w:r>

--- a/tillsyn/A 38958-2024 tillsynsbegäran.docx
+++ b/tillsyn/A 38958-2024 tillsynsbegäran.docx
@@ -258,7 +258,7 @@
     <w:r>
       <w:tab/>
       <w:tab/>
-      <w:t>2025-06-22</w:t>
+      <w:t>2025-06-23</w:t>
       <w:br/>
       <w:br/>
     </w:r>

--- a/tillsyn/A 38958-2024 tillsynsbegäran.docx
+++ b/tillsyn/A 38958-2024 tillsynsbegäran.docx
@@ -258,7 +258,7 @@
     <w:r>
       <w:tab/>
       <w:tab/>
-      <w:t>2025-06-23</w:t>
+      <w:t>2025-06-24</w:t>
       <w:br/>
       <w:br/>
     </w:r>

--- a/tillsyn/A 38958-2024 tillsynsbegäran.docx
+++ b/tillsyn/A 38958-2024 tillsynsbegäran.docx
@@ -258,7 +258,7 @@
     <w:r>
       <w:tab/>
       <w:tab/>
-      <w:t>2025-06-24</w:t>
+      <w:t>2025-06-25</w:t>
       <w:br/>
       <w:br/>
     </w:r>

--- a/tillsyn/A 38958-2024 tillsynsbegäran.docx
+++ b/tillsyn/A 38958-2024 tillsynsbegäran.docx
@@ -258,7 +258,7 @@
     <w:r>
       <w:tab/>
       <w:tab/>
-      <w:t>2025-06-25</w:t>
+      <w:t>2025-06-26</w:t>
       <w:br/>
       <w:br/>
     </w:r>

--- a/tillsyn/A 38958-2024 tillsynsbegäran.docx
+++ b/tillsyn/A 38958-2024 tillsynsbegäran.docx
@@ -7,7 +7,7 @@
         <w:pStyle w:val="Title"/>
       </w:pPr>
       <w:r>
-        <w:t>Tillsynsbegäran – information om höga naturvärden i avverkningsanmälan A 38958-2024 i Uppsala kommun</w:t>
+        <w:t>Tillsynsbegäran – information om höga naturvärden och fridlysta arter i avverkningsanmälan A 38958-2024 i Uppsala kommun</w:t>
       </w:r>
     </w:p>
     <w:p>
@@ -22,7 +22,7 @@
     </w:p>
     <w:p>
       <w:r>
-        <w:t>Nedan beskrivs fynd av naturvårdsarter som gjorts i det avverkningsanmälda området.</w:t>
+        <w:t>Nedan beskrivs fynd av naturvårdsarter och fridlysta arter som gjorts i det avverkningsanmälda området. I BILAGA 1 finns artfakta om fridlysta arter.</w:t>
       </w:r>
     </w:p>
     <w:p>
@@ -35,7 +35,7 @@
     </w:p>
     <w:p>
       <w:r>
-        <w:t>I avverkningsanmälan har följande 2 naturvårdsarter hittats: ullticka (NT) och kattfotslav (S). Av dessa är 1 rödlistade. För rödlistade arter har rödlistekategorin angivits inom parentes. Arter som är signalarter enligt Skogsstyrelsen har markerats med (S).</w:t>
+        <w:t>I avverkningsanmälan har följande 9 naturvårdsarter hittats: rosa jodskinn (EN), rynkskinn (VU), järpe (NT, §4), ullticka (NT), vedtrappmossa (NT), blodticka (S), brandticka (S), kattfotslav (S) och fläcknycklar (§8). Av dessa är 5 rödlistade. För rödlistade arter har rödlistekategorin angivits inom parentes. Arter som är signalarter enligt Skogsstyrelsen har markerats med (S). För fridlysta arter anges även paragrafen i Artskyddsförordningen som arten är fridlyst enligt.</w:t>
       </w:r>
     </w:p>
     <w:p>
@@ -106,6 +106,17 @@
         <w:rPr>
           <w:b/>
         </w:rPr>
+        <w:t>Rynkskinn (VU)</w:t>
+      </w:r>
+      <w:r>
+        <w:t>, rödlistad som sårbar, är en vednedbrytare som växer på grova granlågor och ingår i en karaktäristisk association av vedsvampar knutna till urskogsartade barrskogar. Den har klassificerats som en “urskogsindikator” och är placerad i toppen av Skogsstyrelsens värdepyramid för bedömning av skog med höga naturvärden. Allt tyder på att rynkskinn är mycket känslig för skogliga ingrepp (Nitare &amp; Skogsstyrelsen, 2019; SLU Artdatabanken, 2024).</w:t>
+      </w:r>
+    </w:p>
+    <w:p>
+      <w:r>
+        <w:rPr>
+          <w:b/>
+        </w:rPr>
         <w:t>Ullticka (NT)</w:t>
       </w:r>
       <w:r>
@@ -128,6 +139,113 @@
       </w:r>
       <w:r>
         <w:t>. De två sistnämnda arterna står för närvarande (2020) som ej bedömda i rödlistan (SLU Artdatabanken, 2024; Nitare &amp; Skogsstyrelsen, 2019; Miettinen &amp; Niemelä, 2018).</w:t>
+      </w:r>
+    </w:p>
+    <w:p>
+      <w:r>
+        <w:rPr>
+          <w:b/>
+        </w:rPr>
+        <w:t xml:space="preserve">Vedtrappmossa (NT) </w:t>
+      </w:r>
+      <w:r>
+        <w:t>växer på död ved, främst i gammal granskog. Den förekommer knappast alls i fjällnära barrskogar utan finns i skogslandskapet nedom fjällen och framför allt i landets södra delar är den en mycket bra signalart för barrnaturskog med höga naturvärden. Skogsavverkning och brist på grov död ved i skogen är de allvarligaste hoten och den överlever inte kalhyggesbruk. Lokaler med sluten granskog, tillräckligt stora för att säkerställa ett kontinuerligt tillskott på grova lågor, bör undantas från storskaligt skogsbruk (SLU Artdatabanken, 2024).</w:t>
+      </w:r>
+    </w:p>
+    <w:p>
+      <w:pPr>
+        <w:pStyle w:val="Heading1"/>
+      </w:pPr>
+      <w:r>
+        <w:t>Fridlysta arter</w:t>
+      </w:r>
+    </w:p>
+    <w:p>
+      <w:r>
+        <w:t>Följande fridlysta arter har sina livsmiljöer och växtplatser i den avverkningsanmälda skogen: järpe (NT, §4) och fläcknycklar (§8).</w:t>
+      </w:r>
+    </w:p>
+    <w:p>
+      <w:r>
+        <w:t xml:space="preserve">Observera att medlemsländerna är skyldiga att agera i enlighet med EU:s fågeldirektiv där det uttryckligen står att direktivet gäller för fåglar samt för deras ägg, bon och </w:t>
+      </w:r>
+      <w:r>
+        <w:rPr>
+          <w:b/>
+        </w:rPr>
+        <w:t xml:space="preserve">livsmiljöer </w:t>
+      </w:r>
+      <w:r>
+        <w:t>(artikel 1). Vidare att de åtgärder som vidtas inte får leda till en försämring av den nuvarande situationen beträffande bevarandet av de fågelarter som avses i artikel 1 (artikel 13). Fågeldirektivet är styrande för tillsynsansvariga myndigheters ärendehantering, ställningstaganden och beslutsfattande.</w:t>
+      </w:r>
+    </w:p>
+    <w:p>
+      <w:r>
+        <w:rPr>
+          <w:b/>
+        </w:rPr>
+        <w:t>Järpe (NT, §4)</w:t>
+      </w:r>
+      <w:r>
+        <w:t>, rödlistad som nära hotad och prioriterad art i Skogsvårdslagen har häckningsrevir i avverkningsanmälan. Arten har minskat med 25 (10–40) % under de senaste 12 åren och är mycket stationär inom sitt revir som är minst 25 hektar stort. Dess livsmiljöer utgörs av tät barrskog med inblandning av lövträd och en väl utvecklad flerskiktad struktur med bärris och yngre eller undertryckta, täta granar i ett lägre skikt, ofta utmed bäckar och åar inne i den skyddande granskogen. Järpen överlever inte om dess livsmiljö kalavverkas och är även känslig för röjning, gallring och avverkning där unga granar och lövträd inte sparas i tillräcklig omfattning (SLU Artdatabanken, 2022).</w:t>
+      </w:r>
+    </w:p>
+    <w:p>
+      <w:r>
+        <w:t>I BILAGA 1 finns mer detaljerad information om ekologi samt krav på livsmiljö hos fridlysta arter.</w:t>
+      </w:r>
+    </w:p>
+    <w:p>
+      <w:r>
+        <w:br w:type="page"/>
+      </w:r>
+    </w:p>
+    <w:p>
+      <w:pPr>
+        <w:pStyle w:val="Title"/>
+      </w:pPr>
+      <w:r>
+        <w:t>BILAGA 1 – Fridlysta arter</w:t>
+      </w:r>
+    </w:p>
+    <w:p>
+      <w:pPr>
+        <w:pStyle w:val="Heading1"/>
+      </w:pPr>
+      <w:r>
+        <w:t>Järpe – ekologi samt krav på livsmiljön</w:t>
+      </w:r>
+    </w:p>
+    <w:p>
+      <w:r>
+        <w:t>Järpe är rödlistad som nära hotad (NT), fridlyst enligt 4§ Artskyddsförordningen och prioriterad art i Skogsvårdslagen. Järpen, som minskat med 25 (10–40) % under de senaste 12 åren, har sina livsmiljöer i tät barrskog med inblandning av lövträd och en väl utvecklad flerskiktad struktur med bärris och yngre eller undertryckta, täta granar i ett lägre skikt, ofta utmed bäckar och åar inne i den skyddande granskogen.</w:t>
+      </w:r>
+    </w:p>
+    <w:p>
+      <w:r>
+        <w:t>Arten behöver lämpliga skogsbestånd om sammanlagt minst 25 hektar. Den är mycket stationär inom sitt revir och när ett par etablerat sig stannar de så länge miljön är intakt. Den undviker öppen mark och förﬂyttar sig sällan över större öppna myrar eller åkermark, och är därför känslig för fragmentering. Järpen överlever inte om dess livsmiljö kalavverkas och är även känslig för röjning, gallring och avverkning där unga granar och lövträd inte sparas i tillräcklig omfattning (SLU Artdatabanken, 2022).</w:t>
+      </w:r>
+    </w:p>
+    <w:p>
+      <w:pPr>
+        <w:pStyle w:val="Heading2"/>
+      </w:pPr>
+      <w:r>
+        <w:t>Referenser – järpe</w:t>
+      </w:r>
+    </w:p>
+    <w:p>
+      <w:r>
+        <w:t xml:space="preserve">SLU Artdatabanken, 2022. </w:t>
+      </w:r>
+      <w:r>
+        <w:rPr>
+          <w:i/>
+        </w:rPr>
+        <w:t xml:space="preserve">Artfaktablad. Naturvård – artfakta. </w:t>
+      </w:r>
+      <w:r>
+        <w:t>SLU Artdatabanken, Uppsala</w:t>
       </w:r>
     </w:p>
     <w:sectPr>
@@ -258,7 +376,7 @@
     <w:r>
       <w:tab/>
       <w:tab/>
-      <w:t>2025-06-26</w:t>
+      <w:t>2025-06-27</w:t>
       <w:br/>
       <w:br/>
     </w:r>

--- a/tillsyn/A 38958-2024 tillsynsbegäran.docx
+++ b/tillsyn/A 38958-2024 tillsynsbegäran.docx
@@ -376,7 +376,7 @@
     <w:r>
       <w:tab/>
       <w:tab/>
-      <w:t>2025-06-27</w:t>
+      <w:t>2025-06-28</w:t>
       <w:br/>
       <w:br/>
     </w:r>

--- a/tillsyn/A 38958-2024 tillsynsbegäran.docx
+++ b/tillsyn/A 38958-2024 tillsynsbegäran.docx
@@ -35,7 +35,7 @@
     </w:p>
     <w:p>
       <w:r>
-        <w:t>I avverkningsanmälan har följande 9 naturvårdsarter hittats: rosa jodskinn (EN), rynkskinn (VU), järpe (NT, §4), ullticka (NT), vedtrappmossa (NT), blodticka (S), brandticka (S), kattfotslav (S) och fläcknycklar (§8). Av dessa är 5 rödlistade. För rödlistade arter har rödlistekategorin angivits inom parentes. Arter som är signalarter enligt Skogsstyrelsen har markerats med (S). För fridlysta arter anges även paragrafen i Artskyddsförordningen som arten är fridlyst enligt.</w:t>
+        <w:t>I avverkningsanmälan har följande 12 naturvårdsarter hittats: rosa jodskinn (EN), rynkskinn (VU), järpe (NT, §4), rosenticka (NT), ullticka (NT), vedtrappmossa (NT), blodticka (S), brandticka (S), kattfotslav (S), fläcknycklar (§8), nattviol (§8) och blåsippa (§9). Av dessa är 6 rödlistade. För rödlistade arter har rödlistekategorin angivits inom parentes. Arter som är signalarter enligt Skogsstyrelsen har markerats med (S). För fridlysta arter anges även paragrafen i Artskyddsförordningen som arten är fridlyst enligt.</w:t>
       </w:r>
     </w:p>
     <w:p>
@@ -106,6 +106,17 @@
         <w:rPr>
           <w:b/>
         </w:rPr>
+        <w:t>Rosenticka (NT)</w:t>
+      </w:r>
+      <w:r>
+        <w:t>, rödlistad som nära hotad, ingår i en karaktäristisk association av vedsvampar som växer på gamla, grova granlågor i urskogsartade barrskogar. Den är placerad i toppen av Skogsstyrelsens värdepyramid för bedömning av skog med höga naturvärden och indikerar ett granskogsekosystem med långvarig kontinuitet av grova lågor. Artens beroende av grova granlågor innebär att alla skogsskötselåtgärder på eller i omedelbar närhet av lokalerna utgör ett hot på lång sikt. Det är angeläget att populationerna inte ytterligare glesas ut och ett tillräckligt antal områden där arten nu finns måste sparas för framtiden (Nitare &amp; Skogsstyrelsen, 2019; SLU Artdatabanken, 2024).</w:t>
+      </w:r>
+    </w:p>
+    <w:p>
+      <w:r>
+        <w:rPr>
+          <w:b/>
+        </w:rPr>
         <w:t>Rynkskinn (VU)</w:t>
       </w:r>
       <w:r>
@@ -162,7 +173,7 @@
     </w:p>
     <w:p>
       <w:r>
-        <w:t>Följande fridlysta arter har sina livsmiljöer och växtplatser i den avverkningsanmälda skogen: järpe (NT, §4) och fläcknycklar (§8).</w:t>
+        <w:t>Följande fridlysta arter har sina livsmiljöer och växtplatser i den avverkningsanmälda skogen: järpe (NT, §4), fläcknycklar (§8), nattviol (§8) och blåsippa (§9).</w:t>
       </w:r>
     </w:p>
     <w:p>
@@ -376,7 +387,7 @@
     <w:r>
       <w:tab/>
       <w:tab/>
-      <w:t>2025-06-28</w:t>
+      <w:t>2025-06-29</w:t>
       <w:br/>
       <w:br/>
     </w:r>

--- a/tillsyn/A 38958-2024 tillsynsbegäran.docx
+++ b/tillsyn/A 38958-2024 tillsynsbegäran.docx
@@ -387,7 +387,7 @@
     <w:r>
       <w:tab/>
       <w:tab/>
-      <w:t>2025-06-29</w:t>
+      <w:t>2025-06-30</w:t>
       <w:br/>
       <w:br/>
     </w:r>

--- a/tillsyn/A 38958-2024 tillsynsbegäran.docx
+++ b/tillsyn/A 38958-2024 tillsynsbegäran.docx
@@ -387,7 +387,7 @@
     <w:r>
       <w:tab/>
       <w:tab/>
-      <w:t>2025-06-30</w:t>
+      <w:t>2025-07-01</w:t>
       <w:br/>
       <w:br/>
     </w:r>

--- a/tillsyn/A 38958-2024 tillsynsbegäran.docx
+++ b/tillsyn/A 38958-2024 tillsynsbegäran.docx
@@ -387,7 +387,7 @@
     <w:r>
       <w:tab/>
       <w:tab/>
-      <w:t>2025-07-01</w:t>
+      <w:t>2025-07-02</w:t>
       <w:br/>
       <w:br/>
     </w:r>

--- a/tillsyn/A 38958-2024 tillsynsbegäran.docx
+++ b/tillsyn/A 38958-2024 tillsynsbegäran.docx
@@ -387,7 +387,7 @@
     <w:r>
       <w:tab/>
       <w:tab/>
-      <w:t>2025-07-02</w:t>
+      <w:t>2025-07-03</w:t>
       <w:br/>
       <w:br/>
     </w:r>

--- a/tillsyn/A 38958-2024 tillsynsbegäran.docx
+++ b/tillsyn/A 38958-2024 tillsynsbegäran.docx
@@ -387,7 +387,7 @@
     <w:r>
       <w:tab/>
       <w:tab/>
-      <w:t>2025-07-03</w:t>
+      <w:t>2025-07-04</w:t>
       <w:br/>
       <w:br/>
     </w:r>

--- a/tillsyn/A 38958-2024 tillsynsbegäran.docx
+++ b/tillsyn/A 38958-2024 tillsynsbegäran.docx
@@ -387,7 +387,7 @@
     <w:r>
       <w:tab/>
       <w:tab/>
-      <w:t>2025-07-04</w:t>
+      <w:t>2025-07-05</w:t>
       <w:br/>
       <w:br/>
     </w:r>

--- a/tillsyn/A 38958-2024 tillsynsbegäran.docx
+++ b/tillsyn/A 38958-2024 tillsynsbegäran.docx
@@ -387,7 +387,7 @@
     <w:r>
       <w:tab/>
       <w:tab/>
-      <w:t>2025-07-05</w:t>
+      <w:t>2025-07-06</w:t>
       <w:br/>
       <w:br/>
     </w:r>

--- a/tillsyn/A 38958-2024 tillsynsbegäran.docx
+++ b/tillsyn/A 38958-2024 tillsynsbegäran.docx
@@ -387,7 +387,7 @@
     <w:r>
       <w:tab/>
       <w:tab/>
-      <w:t>2025-07-06</w:t>
+      <w:t>2025-07-07</w:t>
       <w:br/>
       <w:br/>
     </w:r>

--- a/tillsyn/A 38958-2024 tillsynsbegäran.docx
+++ b/tillsyn/A 38958-2024 tillsynsbegäran.docx
@@ -387,7 +387,7 @@
     <w:r>
       <w:tab/>
       <w:tab/>
-      <w:t>2025-07-07</w:t>
+      <w:t>2025-07-08</w:t>
       <w:br/>
       <w:br/>
     </w:r>

--- a/tillsyn/A 38958-2024 tillsynsbegäran.docx
+++ b/tillsyn/A 38958-2024 tillsynsbegäran.docx
@@ -35,7 +35,7 @@
     </w:p>
     <w:p>
       <w:r>
-        <w:t>I avverkningsanmälan har följande 12 naturvårdsarter hittats: rosa jodskinn (EN), rynkskinn (VU), järpe (NT, §4), rosenticka (NT), ullticka (NT), vedtrappmossa (NT), blodticka (S), brandticka (S), kattfotslav (S), fläcknycklar (§8), nattviol (§8) och blåsippa (§9). Av dessa är 6 rödlistade. För rödlistade arter har rödlistekategorin angivits inom parentes. Arter som är signalarter enligt Skogsstyrelsen har markerats med (S). För fridlysta arter anges även paragrafen i Artskyddsförordningen som arten är fridlyst enligt.</w:t>
+        <w:t>I avverkningsanmälan har följande 17 naturvårdsarter hittats: rosa jodskinn (EN), rynkskinn (VU), järpe (NT, §4), rosenticka (NT), tallticka (NT), ullticka (NT), vedtrappmossa (NT), blodticka (S), brandticka (S), bronshjon (S), flagellkvastmossa (S), grön sköldmossa (S, §8), grönpyrola (S), kattfotslav (S), fläcknycklar (§8), nattviol (§8) och blåsippa (§9). Av dessa är 7 rödlistade. För rödlistade arter har rödlistekategorin angivits inom parentes. Arter som är signalarter enligt Skogsstyrelsen har markerats med (S). För fridlysta arter anges även paragrafen i Artskyddsförordningen som arten är fridlyst enligt.</w:t>
       </w:r>
     </w:p>
     <w:p>
@@ -50,7 +50,7 @@
       <w:r>
         <w:drawing>
           <wp:inline xmlns:a="http://schemas.openxmlformats.org/drawingml/2006/main" xmlns:pic="http://schemas.openxmlformats.org/drawingml/2006/picture">
-            <wp:extent cx="5486400" cy="5068389"/>
+            <wp:extent cx="5486400" cy="4972244"/>
             <wp:docPr id="1" name="Picture 1"/>
             <wp:cNvGraphicFramePr>
               <a:graphicFrameLocks noChangeAspect="1"/>
@@ -71,7 +71,7 @@
                   <pic:spPr>
                     <a:xfrm>
                       <a:off x="0" y="0"/>
-                      <a:ext cx="5486400" cy="5068389"/>
+                      <a:ext cx="5486400" cy="4972244"/>
                     </a:xfrm>
                     <a:prstGeom prst="rect"/>
                   </pic:spPr>
@@ -88,6 +88,28 @@
       </w:pPr>
       <w:r>
         <w:t>Figur 1. Fyndplatser för naturvårdsarter i det avverkningsanmälda området (röd linje). Markörer utan svart kant är placerade på fyndplatsen. Markörer med svart kant är placerade vid sidan av fyndplatsen och har ett svart streck som visar fyndplatsens exakta position. Kartans mittpunktskoordinat är N 6665670, E 630422 i SWEREF 99 TM.</w:t>
+      </w:r>
+    </w:p>
+    <w:p>
+      <w:r>
+        <w:rPr>
+          <w:b/>
+        </w:rPr>
+        <w:t>Flagellkvastmossa</w:t>
+      </w:r>
+      <w:r>
+        <w:t xml:space="preserve"> förekommer framför allt i tallsumpskog, men finns även i relativt torra gran- och tallskogar. Den signalerar överallt skogsmiljöer med höga naturvärden och indikerar biotoper med rik och kontinuerlig förekomst av död ved i olika nedbrytningsstadier eller barlagd torvjord (Nitare &amp; Skogsstyrelsen, 2019).</w:t>
+      </w:r>
+    </w:p>
+    <w:p>
+      <w:r>
+        <w:rPr>
+          <w:b/>
+        </w:rPr>
+        <w:t xml:space="preserve">Grönpyrola </w:t>
+      </w:r>
+      <w:r>
+        <w:t>växer främst på sandig, torr eller frisk mark i äldre barrskog, ofta på isälvsmaterial såsom sand och grus. Den påträffas främst i äldre naturligt uppkomna barrskogar, exempelvis på tallmoar, i åssluttningar, dyner och rasbranter. Arten är känslig för skogsbruksmetoder såsom slutavverkning och markberedning (Nitare &amp; Skogsstyrelsen, 2019).</w:t>
       </w:r>
     </w:p>
     <w:p>
@@ -121,6 +143,17 @@
       </w:r>
       <w:r>
         <w:t>, rödlistad som sårbar, är en vednedbrytare som växer på grova granlågor och ingår i en karaktäristisk association av vedsvampar knutna till urskogsartade barrskogar. Den har klassificerats som en “urskogsindikator” och är placerad i toppen av Skogsstyrelsens värdepyramid för bedömning av skog med höga naturvärden. Allt tyder på att rynkskinn är mycket känslig för skogliga ingrepp (Nitare &amp; Skogsstyrelsen, 2019; SLU Artdatabanken, 2024).</w:t>
+      </w:r>
+    </w:p>
+    <w:p>
+      <w:r>
+        <w:rPr>
+          <w:b/>
+        </w:rPr>
+        <w:t xml:space="preserve">Tallticka (NT) </w:t>
+      </w:r>
+      <w:r>
+        <w:t>uppträder först på tallar som är 100–150 år gamla men är vanligast på träd som är runt 150–200 år eller äldre. I skogslandskapet är den främst knuten till tallnaturskogar och restbiotoper med biologiskt gamla träd och signalerar vanligtvis skyddsvärda tallbestånd med höga naturvärden (SLU Artdatabanken, 2023; Nitare &amp; Skogsstyrelsen, 2019).</w:t>
       </w:r>
     </w:p>
     <w:p>
@@ -173,7 +206,7 @@
     </w:p>
     <w:p>
       <w:r>
-        <w:t>Följande fridlysta arter har sina livsmiljöer och växtplatser i den avverkningsanmälda skogen: järpe (NT, §4), fläcknycklar (§8), nattviol (§8) och blåsippa (§9).</w:t>
+        <w:t>Följande fridlysta arter har sina livsmiljöer och växtplatser i den avverkningsanmälda skogen: järpe (NT, §4), grön sköldmossa (S, §8), fläcknycklar (§8), nattviol (§8) och blåsippa (§9).</w:t>
       </w:r>
     </w:p>
     <w:p>
@@ -188,6 +221,17 @@
       </w:r>
       <w:r>
         <w:t>(artikel 1). Vidare att de åtgärder som vidtas inte får leda till en försämring av den nuvarande situationen beträffande bevarandet av de fågelarter som avses i artikel 1 (artikel 13). Fågeldirektivet är styrande för tillsynsansvariga myndigheters ärendehantering, ställningstaganden och beslutsfattande.</w:t>
+      </w:r>
+    </w:p>
+    <w:p>
+      <w:r>
+        <w:rPr>
+          <w:b/>
+        </w:rPr>
+        <w:t>Grön sköldmossa (§8)</w:t>
+      </w:r>
+      <w:r>
+        <w:t xml:space="preserve"> omfattas av EU:s art- och habitatdirektiv bilaga 2 vilket innebär att det  finns ett uttalat intresse inom Europeiska unionen att bevara arten. Grön sköldmossa kräver skog som har ett speciellt mikroklimat med hög och jämn luftfuktighet i kombination med rik tillgång på död ved (Nitare, 2019). I praktiken handlar det om åtminstone 50 meter med skyddande skog för att undvika uttorkning av marken (Hallingbäck, personligt meddelande 2022-02-24). Grön sköldmossa är en ansvarsart för Sverige då en särskilt stor andel av Europas population finns i landet. Mark- och miljööverdomstolen (MÖD) har i mål nr M 2019-20 (18 februari 2019) slagit fast att grön sköldmossa (§8) är dispenspliktig och att exemplar av arten inte får skadas utan dispens (MÖD, mål nr M 2019-20).</w:t>
       </w:r>
     </w:p>
     <w:p>
@@ -217,6 +261,182 @@
       </w:pPr>
       <w:r>
         <w:t>BILAGA 1 – Fridlysta arter</w:t>
+      </w:r>
+    </w:p>
+    <w:p>
+      <w:pPr>
+        <w:pStyle w:val="Heading1"/>
+      </w:pPr>
+      <w:r>
+        <w:t>Grön sköldmossa – ekologi samt krav på livsmiljön</w:t>
+      </w:r>
+    </w:p>
+    <w:p>
+      <w:r>
+        <w:t>Grön sköldmossa, fridlyst enligt 8§ artskyddsförordningen, växer på stubbar och lågor av olika trädslag, huvudsakligen i sena nedbrytningsstadier och på och mellan grova rötter av levande och döda träd. Den förekommer i Sverige främst i näringsrika granskogar med stort inslag av löv, arten är kortlivad och antalet kapslar varierar kraftigt mellan olika år (SLU Artdatabanken, 2021). Grön sköldmossa kräver skog som har ett speciellt mikroklimat med hög och jämn luftfuktighet i kombination med rik tillgång på död ved (Nitare, 2019). I praktiken handlar det om åtminstone 50 meter med skyddande skog för att undvika uttorkning av marken (Hallingbäck, personligt meddelande 2022-02-24).</w:t>
+      </w:r>
+    </w:p>
+    <w:p>
+      <w:r>
+        <w:t>Arten har sin huvudutbredning i sydöstra Sverige (SLU Artdatabanken, 2021). Allvarligaste hoten mot arten är skogsavverkning och brist på död ved. Brist på naturligt döda träd i dagens produktionsskogar gör att arten blir allt sällsyntare (Hallingbäck, 2016). Död ved i större mängd bör lämnas och träd tillåtas åldras och dö för att skapa kontinuerlig tillgång på livsmiljöer. Träd och livsmiljö bör skyddas genom att lämna trädgrupper, ytor eller zoner (SLU Artdatabanken, 2021).</w:t>
+      </w:r>
+    </w:p>
+    <w:p>
+      <w:r>
+        <w:t>Grön sköldmossa är upptagen i EU:s Habitatdirektiv bilaga 2 vilket innebär att det  finns ett uttalat intresse inom Europeiska unionen att bevara arten. Grön sköldmossa är en ansvarsart för Sverige då en särskilt stor andel av Europas population finns i landet. Förutom i östra Sverige har arten inga större sammanhängande utbredningar med gynnsam bevarandestatus söderut i Europa förrän i Montenegro. Det finns enbart liten förekomst med gynnsam regional bevarandestatus i södra Frankrike och södra Polen. Grön sköldmossa är typisk art för 9010 Taiga och 9750 Svämlövskog (Natura 2000) och omfattas även av Bernkonventionen bilaga 1.</w:t>
+      </w:r>
+    </w:p>
+    <w:p>
+      <w:r>
+        <w:t>Fridlysningen enligt §§ 8 och 15 Artskyddsförordningen innebär att det är förbjudet att på något sätt skada exemplar av arten. Artskyddsförordning (2007:845):</w:t>
+      </w:r>
+    </w:p>
+    <w:p>
+      <w:pPr>
+        <w:pStyle w:val="ListBullet"/>
+      </w:pPr>
+      <w:r>
+        <w:t>8 § I fråga om sådana vilt levande kärlväxter, mossor, lavar, svampar och alger som anges i bilaga 2 till denna förordning är det förbjudet att i den omfattning som framgår av bilagan 1. plocka, gräva upp eller på annat sätt ta bort eller skada exemplar av växterna, och 2. ta bort eller skada frön eller andra delar.</w:t>
+      </w:r>
+    </w:p>
+    <w:p>
+      <w:pPr>
+        <w:pStyle w:val="ListBullet"/>
+      </w:pPr>
+      <w:r>
+        <w:t>15 § Länsstyrelsen får i det enskilda fallet ge dispens från förbuden i 6, 8 och 9 §§ som avser länet eller del av länet, om det inte finns någon annan lämplig lösning och dispensen inte försvårar upprätthållandet av en gynnsam bevarandestatus hos artens bestånd i dess naturliga utbredningsområde.</w:t>
+      </w:r>
+    </w:p>
+    <w:p>
+      <w:r>
+        <w:t>Grön sköldmossa är även listad som B i Artskyddsförordningen vilket innebär att den är en art av unionsintresse:</w:t>
+      </w:r>
+    </w:p>
+    <w:p>
+      <w:pPr>
+        <w:pStyle w:val="ListBullet"/>
+      </w:pPr>
+      <w:r>
+        <w:t>B: Arten har enligt fågeldirektivet eller art- och habitatdirektivet ett sådant unionsintresse att särskilda skyddsområden (fågeldirektivet) eller bevarandeområden (art- och habitatdirektivet) behöver utses. Arten finns upptagen i bilaga 1 till fågeldirektivet eller bilaga 2 till art- och habitatdirektivet.</w:t>
+      </w:r>
+    </w:p>
+    <w:p>
+      <w:r>
+        <w:t>Mark- och miljööverdomstolen (MÖD) har i mål nr M 2019-20 (18 februari 2019) slagit fast att grön sköldmossa (§8) är dispenspliktig och att exemplar av arten inte får skadas utan dispens (MÖD, mål nr M 2019-20).</w:t>
+      </w:r>
+    </w:p>
+    <w:p>
+      <w:pPr>
+        <w:pStyle w:val="Heading2"/>
+      </w:pPr>
+      <w:r>
+        <w:t>Referenser – grön sköldmossa</w:t>
+      </w:r>
+    </w:p>
+    <w:p>
+      <w:r>
+        <w:t xml:space="preserve">Hallingbäck T., 2016. </w:t>
+      </w:r>
+      <w:r>
+        <w:rPr>
+          <w:i/>
+        </w:rPr>
+        <w:t xml:space="preserve">Mossor en fältguide. </w:t>
+      </w:r>
+      <w:r>
+        <w:t>Naturcentrum.</w:t>
+      </w:r>
+    </w:p>
+    <w:p>
+      <w:r>
+        <w:t xml:space="preserve">Hallingbäck T., 2022. </w:t>
+      </w:r>
+      <w:r>
+        <w:rPr>
+          <w:i/>
+        </w:rPr>
+        <w:t xml:space="preserve">Personligt meddelande 2022-02-24. </w:t>
+      </w:r>
+      <w:r>
+        <w:t>SLU Artdatabanken. Se nedan.</w:t>
+      </w:r>
+    </w:p>
+    <w:p>
+      <w:r>
+        <w:t xml:space="preserve">Mark- och miljööverdomstolen. </w:t>
+      </w:r>
+      <w:r>
+        <w:rPr>
+          <w:i/>
+        </w:rPr>
+        <w:t xml:space="preserve">Dom 18 februari 2019 i mål nr M 2019-20 </w:t>
+      </w:r>
+      <w:r>
+        <w:t>(MÖD, mål nr M 2019-20)</w:t>
+      </w:r>
+    </w:p>
+    <w:p>
+      <w:r>
+        <w:t xml:space="preserve">Nitare, J., 2019. </w:t>
+      </w:r>
+      <w:r>
+        <w:rPr>
+          <w:i/>
+        </w:rPr>
+        <w:t xml:space="preserve">Skyddsvärd skog – Naturvårdsarter och andra kriterier för naturvärdesbedömning. </w:t>
+      </w:r>
+      <w:r>
+        <w:t>Skogsstyrelsen.</w:t>
+      </w:r>
+    </w:p>
+    <w:p>
+      <w:r>
+        <w:t xml:space="preserve">SLU Artdatabanken, 2021. </w:t>
+      </w:r>
+      <w:r>
+        <w:rPr>
+          <w:i/>
+        </w:rPr>
+        <w:t xml:space="preserve">Artfaktablad. Naturvård – artfakta. </w:t>
+      </w:r>
+      <w:r>
+        <w:t>SLU Artdatabanken, Uppsala</w:t>
+      </w:r>
+    </w:p>
+    <w:p>
+      <w:r>
+        <w:t>Hallingbäck, personligt meddelande 2022-02-24</w:t>
+      </w:r>
+    </w:p>
+    <w:p>
+      <w:pPr>
+        <w:jc w:val="left"/>
+      </w:pPr>
+      <w:r>
+        <w:t>Från: Tomas Hallingbäck &lt;Tomas.Hallingback@slu.se&gt;</w:t>
+        <w:br/>
+        <w:t>Date: tors 24 feb. 2022 kl 17:49</w:t>
+        <w:br/>
+        <w:t>Subject: Re: Grön sköldmossa</w:t>
+        <w:br/>
+        <w:t>To: Magnus Kasselstrand &lt;magnus.kasselstrand@gmail.com&gt;</w:t>
+      </w:r>
+    </w:p>
+    <w:p>
+      <w:r>
+        <w:t>Hej Magnus,</w:t>
+      </w:r>
+    </w:p>
+    <w:p>
+      <w:r>
+        <w:t>Tyvärr finns inga studier på just detta, men uttorkning av underlaget är en starkt negativ faktor för grön sköldmossa, och jag brukar hänvisa till lokalklimatiska studier som visar att skyddskappan för att förhindra uttorkning av marken ligger på minst tre trädlängder skog (för plan mark), kortare för kuperad terräng, och detta blir i praktiken åtminstone 50 meter.</w:t>
+      </w:r>
+    </w:p>
+    <w:p>
+      <w:r>
+        <w:t>MVH</w:t>
+        <w:br/>
+        <w:t>Tomas Hallingbäck</w:t>
       </w:r>
     </w:p>
     <w:p>
@@ -387,7 +607,7 @@
     <w:r>
       <w:tab/>
       <w:tab/>
-      <w:t>2025-07-08</w:t>
+      <w:t>2025-07-09</w:t>
       <w:br/>
       <w:br/>
     </w:r>

--- a/tillsyn/A 38958-2024 tillsynsbegäran.docx
+++ b/tillsyn/A 38958-2024 tillsynsbegäran.docx
@@ -607,7 +607,7 @@
     <w:r>
       <w:tab/>
       <w:tab/>
-      <w:t>2025-07-09</w:t>
+      <w:t>2025-07-11</w:t>
       <w:br/>
       <w:br/>
     </w:r>

--- a/tillsyn/A 38958-2024 tillsynsbegäran.docx
+++ b/tillsyn/A 38958-2024 tillsynsbegäran.docx
@@ -607,7 +607,7 @@
     <w:r>
       <w:tab/>
       <w:tab/>
-      <w:t>2025-07-11</w:t>
+      <w:t>2025-07-12</w:t>
       <w:br/>
       <w:br/>
     </w:r>

--- a/tillsyn/A 38958-2024 tillsynsbegäran.docx
+++ b/tillsyn/A 38958-2024 tillsynsbegäran.docx
@@ -607,7 +607,7 @@
     <w:r>
       <w:tab/>
       <w:tab/>
-      <w:t>2025-07-12</w:t>
+      <w:t>2025-07-13</w:t>
       <w:br/>
       <w:br/>
     </w:r>

--- a/tillsyn/A 38958-2024 tillsynsbegäran.docx
+++ b/tillsyn/A 38958-2024 tillsynsbegäran.docx
@@ -607,7 +607,7 @@
     <w:r>
       <w:tab/>
       <w:tab/>
-      <w:t>2025-07-13</w:t>
+      <w:t>2025-07-14</w:t>
       <w:br/>
       <w:br/>
     </w:r>

--- a/tillsyn/A 38958-2024 tillsynsbegäran.docx
+++ b/tillsyn/A 38958-2024 tillsynsbegäran.docx
@@ -640,7 +640,7 @@
     <w:r>
       <w:tab/>
       <w:tab/>
-      <w:t>2025-08-06</w:t>
+      <w:t>2025-08-09</w:t>
       <w:br/>
       <w:br/>
     </w:r>

--- a/tillsyn/A 38958-2024 tillsynsbegäran.docx
+++ b/tillsyn/A 38958-2024 tillsynsbegäran.docx
@@ -12,7 +12,7 @@
     </w:p>
     <w:p>
       <w:r>
-        <w:t>Detta dokument behandlar höga naturvärden i avverkningsanmälan A 38958-2024 i Uppsala kommun. Denna avverkningsanmälan inkom 2024-09-13 och omfattar 9,3 ha.</w:t>
+        <w:t>Detta dokument behandlar höga naturvärden i avverkningsanmälan A 38958-2024 i Uppsala kommun. Denna avverkningsanmälan inkom 2024-09-13 00:00:00 och omfattar 9,3 ha.</w:t>
       </w:r>
     </w:p>
     <w:p>

--- a/tillsyn/A 38958-2024 tillsynsbegäran.docx
+++ b/tillsyn/A 38958-2024 tillsynsbegäran.docx
@@ -640,7 +640,7 @@
     <w:r>
       <w:tab/>
       <w:tab/>
-      <w:t>2025-08-09</w:t>
+      <w:t>2025-08-10</w:t>
       <w:br/>
       <w:br/>
     </w:r>

--- a/tillsyn/A 38958-2024 tillsynsbegäran.docx
+++ b/tillsyn/A 38958-2024 tillsynsbegäran.docx
@@ -640,7 +640,7 @@
     <w:r>
       <w:tab/>
       <w:tab/>
-      <w:t>2025-08-10</w:t>
+      <w:t>2025-08-11</w:t>
       <w:br/>
       <w:br/>
     </w:r>

--- a/tillsyn/A 38958-2024 tillsynsbegäran.docx
+++ b/tillsyn/A 38958-2024 tillsynsbegäran.docx
@@ -640,7 +640,7 @@
     <w:r>
       <w:tab/>
       <w:tab/>
-      <w:t>2025-08-11</w:t>
+      <w:t>2025-08-12</w:t>
       <w:br/>
       <w:br/>
     </w:r>

--- a/tillsyn/A 38958-2024 tillsynsbegäran.docx
+++ b/tillsyn/A 38958-2024 tillsynsbegäran.docx
@@ -640,7 +640,7 @@
     <w:r>
       <w:tab/>
       <w:tab/>
-      <w:t>2025-08-12</w:t>
+      <w:t>2025-08-13</w:t>
       <w:br/>
       <w:br/>
     </w:r>

--- a/tillsyn/A 38958-2024 tillsynsbegäran.docx
+++ b/tillsyn/A 38958-2024 tillsynsbegäran.docx
@@ -640,7 +640,7 @@
     <w:r>
       <w:tab/>
       <w:tab/>
-      <w:t>2025-08-13</w:t>
+      <w:t>2025-08-14</w:t>
       <w:br/>
       <w:br/>
     </w:r>

--- a/tillsyn/A 38958-2024 tillsynsbegäran.docx
+++ b/tillsyn/A 38958-2024 tillsynsbegäran.docx
@@ -640,7 +640,7 @@
     <w:r>
       <w:tab/>
       <w:tab/>
-      <w:t>2025-08-14</w:t>
+      <w:t>2025-08-15</w:t>
       <w:br/>
       <w:br/>
     </w:r>

--- a/tillsyn/A 38958-2024 tillsynsbegäran.docx
+++ b/tillsyn/A 38958-2024 tillsynsbegäran.docx
@@ -640,7 +640,7 @@
     <w:r>
       <w:tab/>
       <w:tab/>
-      <w:t>2025-08-15</w:t>
+      <w:t>2025-08-16</w:t>
       <w:br/>
       <w:br/>
     </w:r>

--- a/tillsyn/A 38958-2024 tillsynsbegäran.docx
+++ b/tillsyn/A 38958-2024 tillsynsbegäran.docx
@@ -35,7 +35,7 @@
     </w:p>
     <w:p>
       <w:r>
-        <w:t>I avverkningsanmälan har följande 20 naturvårdsarter hittats: rosa jodskinn (EN), laxporing (VU), rostskinn (VU), rynkskinn (VU), järpe (NT, §4), rosenticka (NT), tallticka (NT), ullticka (NT), vedtrappmossa (NT), blodticka (S), brandticka (S), bronshjon (S), flagellkvastmossa (S), grön sköldmossa (S, §8), grönpyrola (S), kattfotslav (S), vårärt (S), fläcknycklar (§8), nattviol (§8) och blåsippa (§9). Av dessa är 9 rödlistade. För rödlistade arter har rödlistekategorin angivits inom parentes. Arter som är signalarter enligt Skogsstyrelsen har markerats med (S). För fridlysta arter anges även paragrafen i Artskyddsförordningen som arten är fridlyst enligt.</w:t>
+        <w:t>I avverkningsanmälan har följande 22 naturvårdsarter hittats: rosa jodskinn (EN), laxporing (VU), rostskinn (VU), rynkskinn (VU), dvärgbägarlav (NT), järpe (NT, §4), rosenticka (NT), tallticka (NT), ullticka (NT), vedtrappmossa (NT), blodticka (S), brandticka (S), bronshjon (S), flagellkvastmossa (S), grön sköldmossa (S, §8), grönpyrola (S), kattfotslav (S), stuplav (S), vårärt (S), fläcknycklar (§8), nattviol (§8) och blåsippa (§9). Av dessa är 10 rödlistade. För rödlistade arter har rödlistekategorin angivits inom parentes. Arter som är signalarter enligt Skogsstyrelsen har markerats med (S). För fridlysta arter anges även paragrafen i Artskyddsförordningen som arten är fridlyst enligt.</w:t>
       </w:r>
     </w:p>
     <w:p>
@@ -88,6 +88,17 @@
       </w:pPr>
       <w:r>
         <w:t>Figur 1. Fyndplatser för naturvårdsarter i det avverkningsanmälda området (röd linje). Markörer utan svart kant är placerade på fyndplatsen. Markörer med svart kant är placerade vid sidan av fyndplatsen och har ett svart streck som visar fyndplatsens exakta position. Kartans mittpunktskoordinat är N 6665670, E 630422 i SWEREF 99 TM.</w:t>
+      </w:r>
+    </w:p>
+    <w:p>
+      <w:r>
+        <w:rPr>
+          <w:b/>
+        </w:rPr>
+        <w:t>Dvärgbägarlav (NT)</w:t>
+      </w:r>
+      <w:r>
+        <w:t xml:space="preserve"> förekommer över hela Sverige på gammal hård ved, huvudsakligen på tall men i södra Sverige även på ek. Veden utgörs framförallt av grova stubbar, lågor och grenar. Substratet har blivit sällsyntare och nybildning av substrat sker bara i begränsad omfattning. Arten hotas av att grova lågor blir allt sällsyntare i dagens kulturskogar samt att nybildningen av lämpliga substrat går mycket långsamt. En riklig tillgång på gamla tall- eller eklågor måste säkerställas på artens lokaler (SLU Artdatabanken, 2024; Nitare &amp; Skogsstyrelsen, 2019).</w:t>
       </w:r>
     </w:p>
     <w:p>
@@ -165,6 +176,26 @@
       </w:r>
       <w:r>
         <w:t>, rödlistad som sårbar, är en vednedbrytare som växer på grova granlågor och ingår i en karaktäristisk association av vedsvampar knutna till urskogsartade barrskogar. Den har klassificerats som en “urskogsindikator” och är placerad i toppen av Skogsstyrelsens värdepyramid för bedömning av skog med höga naturvärden. Allt tyder på att rynkskinn är mycket känslig för skogliga ingrepp (Nitare &amp; Skogsstyrelsen, 2019; SLU Artdatabanken, 2024).</w:t>
+      </w:r>
+    </w:p>
+    <w:p>
+      <w:r>
+        <w:rPr>
+          <w:b/>
+        </w:rPr>
+        <w:t>Stuplav</w:t>
+      </w:r>
+      <w:r>
+        <w:t xml:space="preserve"> är en mycket bra signalart i hela sitt utbredningsområde och förekommer nästan enbart i skogsmiljöer med höga naturvärden. Den indikerar långvarig förekomst av gamla lövträd och miljöer med konstant hög luftfuktighet. I skogar med suboceaniskt klimat finns det en mycket sällsynt parasit, njurlavsknapp </w:t>
+      </w:r>
+      <w:r>
+        <w:rPr>
+          <w:i/>
+        </w:rPr>
+        <w:t>Pletocarpon nephromeum</w:t>
+      </w:r>
+      <w:r>
+        <w:t xml:space="preserve"> (EN), som växer på stuplav (SLU Artdatabanken, 2024; Nitare &amp; Skogsstyrelsen, 2019).</w:t>
       </w:r>
     </w:p>
     <w:p>
@@ -640,7 +671,7 @@
     <w:r>
       <w:tab/>
       <w:tab/>
-      <w:t>2025-08-16</w:t>
+      <w:t>2025-08-17</w:t>
       <w:br/>
       <w:br/>
     </w:r>

--- a/tillsyn/A 38958-2024 tillsynsbegäran.docx
+++ b/tillsyn/A 38958-2024 tillsynsbegäran.docx
@@ -671,7 +671,7 @@
     <w:r>
       <w:tab/>
       <w:tab/>
-      <w:t>2025-08-17</w:t>
+      <w:t>2025-08-18</w:t>
       <w:br/>
       <w:br/>
     </w:r>

--- a/tillsyn/A 38958-2024 tillsynsbegäran.docx
+++ b/tillsyn/A 38958-2024 tillsynsbegäran.docx
@@ -671,7 +671,7 @@
     <w:r>
       <w:tab/>
       <w:tab/>
-      <w:t>2025-08-18</w:t>
+      <w:t>2025-08-19</w:t>
       <w:br/>
       <w:br/>
     </w:r>

--- a/tillsyn/A 38958-2024 tillsynsbegäran.docx
+++ b/tillsyn/A 38958-2024 tillsynsbegäran.docx
@@ -671,7 +671,7 @@
     <w:r>
       <w:tab/>
       <w:tab/>
-      <w:t>2025-08-19</w:t>
+      <w:t>2025-08-20</w:t>
       <w:br/>
       <w:br/>
     </w:r>

--- a/tillsyn/A 38958-2024 tillsynsbegäran.docx
+++ b/tillsyn/A 38958-2024 tillsynsbegäran.docx
@@ -35,7 +35,7 @@
     </w:p>
     <w:p>
       <w:r>
-        <w:t>I avverkningsanmälan har följande 22 naturvårdsarter hittats: rosa jodskinn (EN), laxporing (VU), rostskinn (VU), rynkskinn (VU), dvärgbägarlav (NT), järpe (NT, §4), rosenticka (NT), tallticka (NT), ullticka (NT), vedtrappmossa (NT), blodticka (S), brandticka (S), bronshjon (S), flagellkvastmossa (S), grön sköldmossa (S, §8), grönpyrola (S), kattfotslav (S), stuplav (S), vårärt (S), fläcknycklar (§8), nattviol (§8) och blåsippa (§9). Av dessa är 10 rödlistade. För rödlistade arter har rödlistekategorin angivits inom parentes. Arter som är signalarter enligt Skogsstyrelsen har markerats med (S). För fridlysta arter anges även paragrafen i Artskyddsförordningen som arten är fridlyst enligt.</w:t>
+        <w:t>I avverkningsanmälan har följande 26 naturvårdsarter hittats: rosa jodskinn (EN), blackticka (VU), knärot (VU, §8), laxporing (VU), rostskinn (VU), rynkskinn (VU), dvärgbägarlav (NT), järpe (NT, §4), rosenticka (NT), tallticka (NT), ullticka (NT), vedtrappmossa (NT), blodticka (S), brandticka (S), bronshjon (S), flagellkvastmossa (S), grön sköldmossa (S, §8), grönpyrola (S), kattfotslav (S), skinnlav (S), stuplav (S), svart trolldruva (S), vårärt (S), fläcknycklar (§8), nattviol (§8) och blåsippa (§9). Av dessa är 12 rödlistade. För rödlistade arter har rödlistekategorin angivits inom parentes. Arter som är signalarter enligt Skogsstyrelsen har markerats med (S). För fridlysta arter anges även paragrafen i Artskyddsförordningen som arten är fridlyst enligt.</w:t>
       </w:r>
     </w:p>
     <w:p>
@@ -95,6 +95,17 @@
         <w:rPr>
           <w:b/>
         </w:rPr>
+        <w:t>Blackticka (VU)</w:t>
+      </w:r>
+      <w:r>
+        <w:t>, rödlistad som sårbar, är en exklusiv svamp som signalerar fuktiga granskogar med mycket höga naturvärden. Den har klassificerats som en “urskogsindikator” och påträffas nästan enbart i urskogsartade barrnaturskogar med långvarig kontinuitet av grova lågor i olika nedbrytningsstadier. Skogsskötselåtgärder på eller i omedelbar närhet av lokalerna utgör ett hot och på lång sikt innebär fragmenteringen av skogslandskapet att artens förekomster isoleras vilket i sig utgör ett hot mot artens överlevnad. Fler skogar med blackticka måste skyddas (Nitare &amp; Skogsstyrelsen, 2019; SLU Artdatabanken, 2024).</w:t>
+      </w:r>
+    </w:p>
+    <w:p>
+      <w:r>
+        <w:rPr>
+          <w:b/>
+        </w:rPr>
         <w:t>Dvärgbägarlav (NT)</w:t>
       </w:r>
       <w:r>
@@ -183,6 +194,17 @@
         <w:rPr>
           <w:b/>
         </w:rPr>
+        <w:t xml:space="preserve">Skinnlav </w:t>
+      </w:r>
+      <w:r>
+        <w:t>förekommer på diverse lövträd, främst på gammal asp och sälg. Den påträffas främst i områden med lång kontinuitet av grova lövträd och signalerar skogsmark med höga naturvärden. På lokalerna förekommer som regel ett flertal andra ovanliga eller rödlistade lavar. I likhet med gelélavarna, etablerar sig skinnlaven i skogsmark på grova aspar i sena lövsuccessioner (Nitare &amp; Skogsstyrelsen, 2019).</w:t>
+      </w:r>
+    </w:p>
+    <w:p>
+      <w:r>
+        <w:rPr>
+          <w:b/>
+        </w:rPr>
         <w:t>Stuplav</w:t>
       </w:r>
       <w:r>
@@ -196,6 +218,17 @@
       </w:r>
       <w:r>
         <w:t xml:space="preserve"> (EN), som växer på stuplav (SLU Artdatabanken, 2024; Nitare &amp; Skogsstyrelsen, 2019).</w:t>
+      </w:r>
+    </w:p>
+    <w:p>
+      <w:r>
+        <w:rPr>
+          <w:b/>
+        </w:rPr>
+        <w:t>Svart trolldruva</w:t>
+      </w:r>
+      <w:r>
+        <w:t xml:space="preserve"> är en kalkgynnad växt som förekommer på näringsrik frisk mulljord i såväl bördiga kalkbarrskogar som sydliga kalklövskogar och lundar. Arten är en bra signalart för skyddsvärda biotoper i såväl löv- som barrskogar och tål inte slutavverkning och markberedning. Trolldruva är värdväxt för ett antal sällsynta fjärilsarter som ställer höga krav på sina livsmiljöer, däribland trolldruvemätare (EN), skuggmalmätare (VU) och trolldruvelobmätare (VU) (SLU Artdatabanken, 2024; Nitare &amp; Skogsstyrelsen, 2019).</w:t>
       </w:r>
     </w:p>
     <w:p>
@@ -270,7 +303,7 @@
     </w:p>
     <w:p>
       <w:r>
-        <w:t>Följande fridlysta arter har sina livsmiljöer och växtplatser i den avverkningsanmälda skogen: järpe (NT, §4), grön sköldmossa (S, §8), fläcknycklar (§8), nattviol (§8) och blåsippa (§9).</w:t>
+        <w:t>Följande fridlysta arter har sina livsmiljöer och växtplatser i den avverkningsanmälda skogen: knärot (VU, §8), järpe (NT, §4), grön sköldmossa (S, §8), fläcknycklar (§8), nattviol (§8) och blåsippa (§9).</w:t>
       </w:r>
     </w:p>
     <w:p>
@@ -308,6 +341,74 @@
       <w:r>
         <w:t>, rödlistad som nära hotad och prioriterad art i Skogsvårdslagen har häckningsrevir i avverkningsanmälan. Arten har minskat med 25 (10–40) % under de senaste 12 åren och är mycket stationär inom sitt revir som är minst 25 hektar stort. Dess livsmiljöer utgörs av tät barrskog med inblandning av lövträd och en väl utvecklad flerskiktad struktur med bärris och yngre eller undertryckta, täta granar i ett lägre skikt, ofta utmed bäckar och åar inne i den skyddande granskogen. Järpen överlever inte om dess livsmiljö kalavverkas och är även känslig för röjning, gallring och avverkning där unga granar och lövträd inte sparas i tillräcklig omfattning (SLU Artdatabanken, 2022).</w:t>
       </w:r>
+    </w:p>
+    <w:p>
+      <w:r>
+        <w:rPr>
+          <w:b/>
+        </w:rPr>
+        <w:t>Knärot (VU, §8)</w:t>
+      </w:r>
+      <w:r>
+        <w:t xml:space="preserve"> är rödlistad som sårbar och fridlyst enligt 8§ artskyddsförordningen. En nyligen genomförd analys av 79 floraväktarlokaler indikerar att det behövs någonstans mellan 100 och 150 meters skyddszon för att en knärotspopulation inte ska dö ut på lång sikt (Sebestyén &amp; Sundberg, 2025). Detta ligger väl i linje med tidigare genomförda studier som visar att det krävs väl tilltagna buffertzoner för att knäroten inte ska ta skada av skogsbruksåtgärder i intilliggande skog (Johnson, 2014; Koelmeijer m.fl., 2022; Skogsstyrelsen, 2022). Arten är även känslig för gallring vilket framgår av Skogsstyrelsens egen vägledning för hänsyn till knärot (Skogsstyrelsen, 2022). För rika förekomster av knärot är reservatsbildning eller biotopskydd lämpliga åtgärder för att skydda den (SLU Artdatabanken, 2024).</w:t>
+      </w:r>
+    </w:p>
+    <w:p>
+      <w:r>
+        <w:t>I det avverkningsanmälda området finns 1 fyndplatser för knärot registrerade på Artportalen. Figur 2 visar gränserna för buffertzoner på 50 m, som behöver lämnas kring fyndplatserna för att knärotslokalerna inte ska försvinna vid en avverkning. Av det avverkningsanmälda området överlappar 0.54 ha med buffertzonerna och får av detta skäl inte avverkas.</w:t>
+      </w:r>
+    </w:p>
+    <w:p>
+      <w:pPr>
+        <w:pStyle w:val="Caption"/>
+      </w:pPr>
+      <w:r>
+        <w:drawing>
+          <wp:inline xmlns:a="http://schemas.openxmlformats.org/drawingml/2006/main" xmlns:pic="http://schemas.openxmlformats.org/drawingml/2006/picture">
+            <wp:extent cx="5486400" cy="6142695"/>
+            <wp:docPr id="2" name="Picture 2"/>
+            <wp:cNvGraphicFramePr>
+              <a:graphicFrameLocks noChangeAspect="1"/>
+            </wp:cNvGraphicFramePr>
+            <a:graphic>
+              <a:graphicData uri="http://schemas.openxmlformats.org/drawingml/2006/picture">
+                <pic:pic>
+                  <pic:nvPicPr>
+                    <pic:cNvPr id="0" name="A 38958-2024 karta knärot.png"/>
+                    <pic:cNvPicPr/>
+                  </pic:nvPicPr>
+                  <pic:blipFill>
+                    <a:blip r:embed="rId17"/>
+                    <a:stretch>
+                      <a:fillRect/>
+                    </a:stretch>
+                  </pic:blipFill>
+                  <pic:spPr>
+                    <a:xfrm>
+                      <a:off x="0" y="0"/>
+                      <a:ext cx="5486400" cy="6142695"/>
+                    </a:xfrm>
+                    <a:prstGeom prst="rect"/>
+                  </pic:spPr>
+                </pic:pic>
+              </a:graphicData>
+            </a:graphic>
+          </wp:inline>
+        </w:drawing>
+      </w:r>
+    </w:p>
+    <w:p>
+      <w:pPr>
+        <w:pStyle w:val="Caption"/>
+      </w:pPr>
+      <w:r>
+        <w:t>Figur 2. Fyndplatser och buffertzoner för knärot i det avverkningsanmälda området. Endast fyndplatser vars buffertzoner överlappar med det avverkningsanmälda området har tagits med i visualiseringen. Kartans mittpunktskoordinat är N 6665670, E 630422 i SWEREF 99 TM.</w:t>
+      </w:r>
+    </w:p>
+    <w:p>
+      <w:pPr>
+        <w:pStyle w:val="Caption"/>
+      </w:pPr>
     </w:p>
     <w:p>
       <w:r>
@@ -532,6 +633,199 @@
     <w:p>
       <w:r>
         <w:t xml:space="preserve">SLU Artdatabanken, 2022. </w:t>
+      </w:r>
+      <w:r>
+        <w:rPr>
+          <w:i/>
+        </w:rPr>
+        <w:t xml:space="preserve">Artfaktablad. Naturvård – artfakta. </w:t>
+      </w:r>
+      <w:r>
+        <w:t>SLU Artdatabanken, Uppsala</w:t>
+      </w:r>
+    </w:p>
+    <w:p>
+      <w:pPr>
+        <w:pStyle w:val="Heading1"/>
+      </w:pPr>
+      <w:r>
+        <w:t>Knärot – ekologi samt krav på livsmiljön</w:t>
+      </w:r>
+    </w:p>
+    <w:p>
+      <w:r>
+        <w:t>Knärot är fridlyst enligt 8 och 15 §§ artskyddsförordningen och klassad som sårbar (VU) enligt rödlistan 2020. Knärot är beroende av hög och jämn luftfuktighet i gamla, ostörda skogsmiljöer och är känslig för snabba förändringar av ljus-/vindförhållanden eller uttorkning. På grund av ett alltför intensivt skogsbruk har den minskat med 40 (25–50) % under de senaste 60 åren och i framtiden bedöms minskningstakten uppgå till 30 (20–40) %. Till följd av att arten har en dokumenterat högre minskningstakt i förhållande till sin generationstid än vad som tidigare varit känt (data från Riksskogstaxeringen) höjdes den till hotkategori sårbar (VU) i rödlistan 2020 (SLU Artdatabanken, 2024).</w:t>
+      </w:r>
+    </w:p>
+    <w:p>
+      <w:r>
+        <w:t>En analys av 79 floraväktarlokaler åren 1990–2015 vilka återbesökts under 2020–2024 visade på en tydlig negativ påverkan på knärotsförekomster från större hyggen i närområdet (inom 150–200 m) vilket indikerar att kanteffekter har en stor påverkan på populationerna. Resultaten bekräftar knärotens känslighet för kanteffekter och visar vikten av att skydda större skogsbestånd för att bevara arten. Om det blir höga andelar (&gt;30%) hyggen inom 200 meter från en knärotsförekomst så ökar risken för att en knärotspopulation dör ut och det verkar det behövas någonstans mellan 100 och 150 meters skyddszon för att bevara arten på lång sikt (Sebestyén &amp; Sundberg, 2025).</w:t>
+      </w:r>
+    </w:p>
+    <w:p>
+      <w:r>
+        <w:t xml:space="preserve">Samuel Johnsons doktorsavhandling </w:t>
+      </w:r>
+      <w:r>
+        <w:rPr>
+          <w:i/>
+        </w:rPr>
+        <w:t>“Retention Forestry as a Conservation Measure for Boreal Forest Ground Vegetation”</w:t>
+      </w:r>
+      <w:r>
+        <w:t xml:space="preserve"> (SLU, Uppsala 2014) visar att det krävs väl tilltagna skyddszoner för att knärotens växtplatser inte ska ta skada av skogsbruksåtgärder i intilliggande områden: </w:t>
+      </w:r>
+      <w:r>
+        <w:rPr>
+          <w:i/>
+        </w:rPr>
+        <w:t xml:space="preserve">“Study III shows that retention patches smaller than 0.5 ha do not lifeboat the sensitive forest herb G. repens, a species that depend on stable microclimatic conditions typical for intact forest stands.” </w:t>
+      </w:r>
+      <w:r>
+        <w:t xml:space="preserve">Vidare </w:t>
+      </w:r>
+      <w:r>
+        <w:rPr>
+          <w:i/>
+        </w:rPr>
+        <w:t>“More sensitive forest species are not lifeboated in retention patches ranging from 0.05 to 0.5 ha (Papers II &amp; III).”</w:t>
+      </w:r>
+    </w:p>
+    <w:p>
+      <w:r>
+        <w:t xml:space="preserve">Johnsons (2014) rekommendation på minst 50 meters breda skyddszoner runt knärotens växtplatser motsvarar en areal på 0,78 hektar, vilket ligger i linje med andra studier som gjorts på känsliga skogsarter: </w:t>
+      </w:r>
+      <w:r>
+        <w:rPr>
+          <w:i/>
+        </w:rPr>
+        <w:t>“In study III I also show that translocated specimens of G. repens survives well in mature forests at least 50 m from the nearest edge to an open area. Moreover, measures of temperature and humidity show that such distances from an open area is far enough to offer a microclimate that is more stable compared to what present in retention patches of around 0.1 ha. This means that the very centre of a circular patch with radius 50 m (equals a size of 0.78 ha) should offer conditions similar to interior forest and would perhaps be a suitable habitat for G. repens and similar species. Previous studies from both North America and Sweden have also concluded that patches between 0.5 and one ha are sufficient for preserving interior forest vegetation as well as sensitive lichens and bryophytes (de Graaf &amp; Roberts 2009; Halpern et al. 2012; Rudolphi et al. 2014).”</w:t>
+      </w:r>
+    </w:p>
+    <w:p>
+      <w:r>
+        <w:t>En nyligen publicerad vetenskaplig uppsats av Koelmeijer m.fl. (2022) inkluderar orkidén knärots skyddsbehov. I uppsatsen berörs problemet med uttorkning för växter, bl.a. för knärot, ett problem som blivit accentuerat på grund av den pågående klimatförändringen och torra somrar, t.ex. den exceptionellt torra sommaren 2018. I uppsatsen undersöks områden med tre olika avstånd från kalhyggeskant med avseende på skydd bl.a. för knärot. Det första området har avstånd upp till 20 m från hyggeskant (Strong edge effect), det andra 20–40 m från hyggeskant (Weak edge effect) och det tredje avser större avstånd från hyggeskant, där kanteffekten anses vara försumbar (Interior). Ett resultat var att man fann stor eller mycket stor uttorkningseffekt på känsliga och rödlistade skogsarter vid de kortare avstånden till hyggeskant, medan effekt av uttorkning inte konstaterades på större avstånd (Interior). För orkidén knärot fann man en rik förekomst (upp till 0,06 dm2/m2) på stort avstånd från hyggeskant (Interior), medan förekomsten var liten eller närmast försumbar i de områden som klassificerades som Weak edge effect respektive Strong edge effect. Arbetet påpekar att de allt oftare förekommande torra somrarna ger ytterligare skäl att utöka skyddsavståndet från hyggen till den fuktkrävande arten knärot (Koelmeijer m.fl., 2022).</w:t>
+      </w:r>
+    </w:p>
+    <w:p>
+      <w:r>
+        <w:t>Även Skogsstyrelsens egen vägledning för hänsyn till knärot ligger i linje med ovanstående forskningsstudier. Av vägledningen framgår det att för med hög sannolikhet kunna bevara befintliga förekomster krävs relativt stora avsättningar av uppvuxen skog med slutet och relativt tätt kronskikt. Som riktlinje kan krävas ett avstånd på 50 meter in från brynet för att vidmakthålla ett fungerande mikroklimat. Detta innebär att fristående hänsynsytor för många arter (kärlväxter, lavar och mossor) kan behöva ha en area överstigande 0,8 hektar (cirkelyta med radien 50 meter = 0,78 hektar) för att bibehålla lokalklimatet. Även ganska små förändringar i form av förändrade ljus- och fuktighetsförhållanden, till exempel till följd av gallring, kan leda till att arten försvinner till följd av konkurrens med mera ljuskrävande och snabbväxande arter (Skogsstyrelsen, 2022).</w:t>
+      </w:r>
+    </w:p>
+    <w:p>
+      <w:r>
+        <w:t>Vid tillämpning av försiktighetsprincipen enligt 2 kap. 3 § miljöbalken bör sålunda 100–150 meters skyddszon lämnas runt knärotens växtplatser.</w:t>
+      </w:r>
+    </w:p>
+    <w:p>
+      <w:pPr>
+        <w:pStyle w:val="Heading2"/>
+      </w:pPr>
+      <w:r>
+        <w:t>Referenser – knärot</w:t>
+      </w:r>
+    </w:p>
+    <w:p>
+      <w:r>
+        <w:t xml:space="preserve">de Graaf M &amp; Roberts M.R., 2009. </w:t>
+      </w:r>
+      <w:r>
+        <w:rPr>
+          <w:i/>
+        </w:rPr>
+        <w:t xml:space="preserve">Short-term response of the herbaceous layer within leave patches after harvest. </w:t>
+      </w:r>
+      <w:r>
+        <w:t>Forest Ecology and Management 257, 1014–1025</w:t>
+      </w:r>
+    </w:p>
+    <w:p>
+      <w:r>
+        <w:t xml:space="preserve">Halpern, C. B., Halaj, J., Evans, S. A., &amp; Dovciak, M., 2012. </w:t>
+      </w:r>
+      <w:r>
+        <w:rPr>
+          <w:i/>
+        </w:rPr>
+        <w:t xml:space="preserve">Level and pattern of overstory retention interact to shape long-term responses of understories to timber harvest. </w:t>
+      </w:r>
+      <w:r>
+        <w:t>Ecological Applications, 22, 2049–2064</w:t>
+      </w:r>
+    </w:p>
+    <w:p>
+      <w:r>
+        <w:t xml:space="preserve">Johnson, S., 2014. </w:t>
+      </w:r>
+      <w:r>
+        <w:rPr>
+          <w:i/>
+        </w:rPr>
+        <w:t>Retention Forestry as a Conservation Measure for Boreal Forest Ground Vegetation</w:t>
+      </w:r>
+      <w:r>
+        <w:t>. Doktorsavhandling, SLU, Uppsala</w:t>
+      </w:r>
+    </w:p>
+    <w:p>
+      <w:r>
+        <w:t xml:space="preserve">Koelmeijer, I. A., Ehrlén, J., Jönsson, M., De Frenne, P., Berg, P., Andersson, J., Weibull, H. &amp; Hylander, N. 2022. </w:t>
+      </w:r>
+      <w:r>
+        <w:rPr>
+          <w:i/>
+        </w:rPr>
+        <w:t xml:space="preserve">Interactive effects of drought and edge exposure on old-growth forest understory species. </w:t>
+      </w:r>
+      <w:r>
+        <w:t>Landscape Ecology, 37, sid 1839–1853</w:t>
+      </w:r>
+    </w:p>
+    <w:p>
+      <w:r>
+        <w:t xml:space="preserve">Rudolphi, J., Jönsson, M. T., &amp; Gustafsson, L., 2014. </w:t>
+      </w:r>
+      <w:r>
+        <w:rPr>
+          <w:i/>
+        </w:rPr>
+        <w:t xml:space="preserve">Biological legacies buffer local species extinction after logging. </w:t>
+      </w:r>
+      <w:r>
+        <w:t>Journal of Applied Ecology. 51, 53–62.</w:t>
+      </w:r>
+    </w:p>
+    <w:p>
+      <w:r>
+        <w:t xml:space="preserve">Sebestyén, L. och Sundberg, S. 2025.  </w:t>
+      </w:r>
+      <w:r>
+        <w:rPr>
+          <w:i/>
+        </w:rPr>
+        <w:t>Påverkan på knärotslokaler från hyggen i närheten.</w:t>
+      </w:r>
+      <w:r>
+        <w:t xml:space="preserve"> DAPHNE 36:1 2025. Botaniska Sällskapet i Stockholm</w:t>
+      </w:r>
+    </w:p>
+    <w:p>
+      <w:r>
+        <w:t xml:space="preserve">Skogsstyrelsen, 2022. </w:t>
+      </w:r>
+      <w:r>
+        <w:rPr>
+          <w:i/>
+        </w:rPr>
+        <w:t xml:space="preserve">Vägledning för hänsyn till knärot. </w:t>
+      </w:r>
+      <w:r>
+        <w:t>https://www.skogsstyrelsen.se/lag-och-tillsyn/artskydd/vagledningar-och-kunskapsstod-artskydd/vagledning-for-hansyn-till-knarot/</w:t>
+      </w:r>
+    </w:p>
+    <w:p>
+      <w:r>
+        <w:t xml:space="preserve">SLU Artdatabanken, 2024. </w:t>
       </w:r>
       <w:r>
         <w:rPr>
@@ -671,7 +965,7 @@
     <w:r>
       <w:tab/>
       <w:tab/>
-      <w:t>2025-08-20</w:t>
+      <w:t>2025-08-21</w:t>
       <w:br/>
       <w:br/>
     </w:r>

--- a/tillsyn/A 38958-2024 tillsynsbegäran.docx
+++ b/tillsyn/A 38958-2024 tillsynsbegäran.docx
@@ -965,7 +965,7 @@
     <w:r>
       <w:tab/>
       <w:tab/>
-      <w:t>2025-08-21</w:t>
+      <w:t>2025-08-22</w:t>
       <w:br/>
       <w:br/>
     </w:r>

--- a/tillsyn/A 38958-2024 tillsynsbegäran.docx
+++ b/tillsyn/A 38958-2024 tillsynsbegäran.docx
@@ -965,7 +965,7 @@
     <w:r>
       <w:tab/>
       <w:tab/>
-      <w:t>2025-08-22</w:t>
+      <w:t>2025-08-23</w:t>
       <w:br/>
       <w:br/>
     </w:r>

--- a/tillsyn/A 38958-2024 tillsynsbegäran.docx
+++ b/tillsyn/A 38958-2024 tillsynsbegäran.docx
@@ -965,7 +965,7 @@
     <w:r>
       <w:tab/>
       <w:tab/>
-      <w:t>2025-08-23</w:t>
+      <w:t>2025-08-24</w:t>
       <w:br/>
       <w:br/>
     </w:r>

--- a/tillsyn/A 38958-2024 tillsynsbegäran.docx
+++ b/tillsyn/A 38958-2024 tillsynsbegäran.docx
@@ -965,7 +965,7 @@
     <w:r>
       <w:tab/>
       <w:tab/>
-      <w:t>2025-08-24</w:t>
+      <w:t>2025-08-25</w:t>
       <w:br/>
       <w:br/>
     </w:r>

--- a/tillsyn/A 38958-2024 tillsynsbegäran.docx
+++ b/tillsyn/A 38958-2024 tillsynsbegäran.docx
@@ -965,7 +965,7 @@
     <w:r>
       <w:tab/>
       <w:tab/>
-      <w:t>2025-08-25</w:t>
+      <w:t>2025-08-26</w:t>
       <w:br/>
       <w:br/>
     </w:r>

--- a/tillsyn/A 38958-2024 tillsynsbegäran.docx
+++ b/tillsyn/A 38958-2024 tillsynsbegäran.docx
@@ -965,7 +965,7 @@
     <w:r>
       <w:tab/>
       <w:tab/>
-      <w:t>2025-08-26</w:t>
+      <w:t>2025-08-30</w:t>
       <w:br/>
       <w:br/>
     </w:r>

--- a/tillsyn/A 38958-2024 tillsynsbegäran.docx
+++ b/tillsyn/A 38958-2024 tillsynsbegäran.docx
@@ -965,7 +965,7 @@
     <w:r>
       <w:tab/>
       <w:tab/>
-      <w:t>2025-08-30</w:t>
+      <w:t>2025-08-31</w:t>
       <w:br/>
       <w:br/>
     </w:r>

--- a/tillsyn/A 38958-2024 tillsynsbegäran.docx
+++ b/tillsyn/A 38958-2024 tillsynsbegäran.docx
@@ -965,7 +965,7 @@
     <w:r>
       <w:tab/>
       <w:tab/>
-      <w:t>2025-08-31</w:t>
+      <w:t>2025-09-01</w:t>
       <w:br/>
       <w:br/>
     </w:r>

--- a/tillsyn/A 38958-2024 tillsynsbegäran.docx
+++ b/tillsyn/A 38958-2024 tillsynsbegäran.docx
@@ -965,7 +965,7 @@
     <w:r>
       <w:tab/>
       <w:tab/>
-      <w:t>2025-09-01</w:t>
+      <w:t>2025-09-04</w:t>
       <w:br/>
       <w:br/>
     </w:r>

--- a/tillsyn/A 38958-2024 tillsynsbegäran.docx
+++ b/tillsyn/A 38958-2024 tillsynsbegäran.docx
@@ -965,7 +965,7 @@
     <w:r>
       <w:tab/>
       <w:tab/>
-      <w:t>2025-09-04</w:t>
+      <w:t>2025-09-05</w:t>
       <w:br/>
       <w:br/>
     </w:r>

--- a/tillsyn/A 38958-2024 tillsynsbegäran.docx
+++ b/tillsyn/A 38958-2024 tillsynsbegäran.docx
@@ -965,7 +965,7 @@
     <w:r>
       <w:tab/>
       <w:tab/>
-      <w:t>2025-09-05</w:t>
+      <w:t>2025-09-07</w:t>
       <w:br/>
       <w:br/>
     </w:r>

--- a/tillsyn/A 38958-2024 tillsynsbegäran.docx
+++ b/tillsyn/A 38958-2024 tillsynsbegäran.docx
@@ -965,7 +965,7 @@
     <w:r>
       <w:tab/>
       <w:tab/>
-      <w:t>2025-09-07</w:t>
+      <w:t>2025-09-08</w:t>
       <w:br/>
       <w:br/>
     </w:r>

--- a/tillsyn/A 38958-2024 tillsynsbegäran.docx
+++ b/tillsyn/A 38958-2024 tillsynsbegäran.docx
@@ -965,7 +965,7 @@
     <w:r>
       <w:tab/>
       <w:tab/>
-      <w:t>2025-09-08</w:t>
+      <w:t>2025-09-10</w:t>
       <w:br/>
       <w:br/>
     </w:r>

--- a/tillsyn/A 38958-2024 tillsynsbegäran.docx
+++ b/tillsyn/A 38958-2024 tillsynsbegäran.docx
@@ -965,7 +965,7 @@
     <w:r>
       <w:tab/>
       <w:tab/>
-      <w:t>2025-09-10</w:t>
+      <w:t>2025-09-11</w:t>
       <w:br/>
       <w:br/>
     </w:r>

--- a/tillsyn/A 38958-2024 tillsynsbegäran.docx
+++ b/tillsyn/A 38958-2024 tillsynsbegäran.docx
@@ -965,7 +965,7 @@
     <w:r>
       <w:tab/>
       <w:tab/>
-      <w:t>2025-09-11</w:t>
+      <w:t>2025-09-12</w:t>
       <w:br/>
       <w:br/>
     </w:r>

--- a/tillsyn/A 38958-2024 tillsynsbegäran.docx
+++ b/tillsyn/A 38958-2024 tillsynsbegäran.docx
@@ -965,7 +965,7 @@
     <w:r>
       <w:tab/>
       <w:tab/>
-      <w:t>2025-09-12</w:t>
+      <w:t>2025-09-13</w:t>
       <w:br/>
       <w:br/>
     </w:r>

--- a/tillsyn/A 38958-2024 tillsynsbegäran.docx
+++ b/tillsyn/A 38958-2024 tillsynsbegäran.docx
@@ -965,7 +965,7 @@
     <w:r>
       <w:tab/>
       <w:tab/>
-      <w:t>2025-09-13</w:t>
+      <w:t>2025-09-14</w:t>
       <w:br/>
       <w:br/>
     </w:r>

--- a/tillsyn/A 38958-2024 tillsynsbegäran.docx
+++ b/tillsyn/A 38958-2024 tillsynsbegäran.docx
@@ -328,7 +328,7 @@
         <w:t>Grön sköldmossa (§8)</w:t>
       </w:r>
       <w:r>
-        <w:t xml:space="preserve"> omfattas av EU:s art- och habitatdirektiv bilaga 2 vilket innebär att det  finns ett uttalat intresse inom Europeiska unionen att bevara arten. Grön sköldmossa kräver skog som har ett speciellt mikroklimat med hög och jämn luftfuktighet i kombination med rik tillgång på död ved (Nitare, 2019). I praktiken handlar det om åtminstone 50 meter med skyddande skog för att undvika uttorkning av marken (Hallingbäck, personligt meddelande 2022-02-24). Grön sköldmossa är en ansvarsart för Sverige då en särskilt stor andel av Europas population finns i landet. Mark- och miljööverdomstolen (MÖD) har i mål nr M 2019-20 (18 februari 2019) slagit fast att grön sköldmossa (§8) är dispenspliktig och att exemplar av arten inte får skadas utan dispens (MÖD, mål nr M 2019-20).</w:t>
+        <w:t xml:space="preserve"> omfattas av EU:s art- och habitatdirektiv bilaga 2 vilket innebär att det finns ett uttalat intresse inom Europeiska unionen att bevara arten. Grön sköldmossa kräver skog som har ett speciellt mikroklimat med hög och jämn luftfuktighet i kombination med rik tillgång på död ved (Nitare, 2019). I praktiken handlar det om åtminstone 50 meter med skyddande skog för att undvika uttorkning av marken (Hallingbäck, personligt meddelande 2022-02-24). Grön sköldmossa är en ansvarsart för Sverige då en särskilt stor andel av Europas population finns i landet. Mark- och miljööverdomstolen (MÖD) har i mål nr M 2019-20 (18 februari 2019) slagit fast att grön sköldmossa (§8) är dispenspliktig och att exemplar av arten inte får skadas utan dispens (MÖD, mål nr M 2019-20).</w:t>
       </w:r>
     </w:p>
     <w:p>
@@ -350,7 +350,25 @@
         <w:t>Knärot (VU, §8)</w:t>
       </w:r>
       <w:r>
-        <w:t xml:space="preserve"> är rödlistad som sårbar och fridlyst enligt 8§ artskyddsförordningen. En nyligen genomförd analys av 79 floraväktarlokaler indikerar att det behövs någonstans mellan 100 och 150 meters skyddszon för att en knärotspopulation inte ska dö ut på lång sikt (Sebestyén &amp; Sundberg, 2025). Detta ligger väl i linje med tidigare genomförda studier som visar att det krävs väl tilltagna buffertzoner för att knäroten inte ska ta skada av skogsbruksåtgärder i intilliggande skog (Johnson, 2014; Koelmeijer m.fl., 2022; Skogsstyrelsen, 2022). Arten är även känslig för gallring vilket framgår av Skogsstyrelsens egen vägledning för hänsyn till knärot (Skogsstyrelsen, 2022). För rika förekomster av knärot är reservatsbildning eller biotopskydd lämpliga åtgärder för att skydda den (SLU Artdatabanken, 2024).</w:t>
+        <w:t xml:space="preserve"> är rödlistad som sårbar och fridlyst enligt 8§ artskyddsförordningen. En nyligen genomförd analys av 79 floraväktarlokaler indikerar att det behövs någonstans mellan 100 och 150 meters skyddszon för att en knärotspopulation inte ska dö ut på lång sikt (Sebestyén &amp; Sundberg, 2025). Detta ligger väl i linje med tidigare genomförda studier som visar att det krävs väl tilltagna buffertzoner för att knäroten inte ska ta skada av skogsbruksåtgärder i intilliggande skog (Johnson, 2014; Koelmeijer m.fl., 2022; Skogsstyrelsen, 2022). Arten är även känslig för gallring vilket framgår av Skogsstyrelsens egen vägledning för hänsyn till knärot (Skogsstyrelsen, 2022). För rika förekomster av knärot är reservatsbildning eller biotopskydd lämpliga åtgärder för att skydda den. På knärot kan den sällsynta rostsvampen </w:t>
+      </w:r>
+      <w:r>
+        <w:rPr>
+          <w:i/>
+        </w:rPr>
+        <w:t>Pucciniastrum goodyerae</w:t>
+      </w:r>
+      <w:r>
+        <w:t xml:space="preserve"> påträffas. </w:t>
+      </w:r>
+      <w:r>
+        <w:rPr>
+          <w:i/>
+        </w:rPr>
+        <w:t>Pucciniastrum goodyerae</w:t>
+      </w:r>
+      <w:r>
+        <w:t xml:space="preserve"> är klassad som NE (ej bedömd) i rödlistan(SLU Artdatabanken, 2024).</w:t>
       </w:r>
     </w:p>
     <w:p>
@@ -965,7 +983,7 @@
     <w:r>
       <w:tab/>
       <w:tab/>
-      <w:t>2025-09-14</w:t>
+      <w:t>2025-09-15</w:t>
       <w:br/>
       <w:br/>
     </w:r>

--- a/tillsyn/A 38958-2024 tillsynsbegäran.docx
+++ b/tillsyn/A 38958-2024 tillsynsbegäran.docx
@@ -983,7 +983,7 @@
     <w:r>
       <w:tab/>
       <w:tab/>
-      <w:t>2025-09-15</w:t>
+      <w:t>2025-09-16</w:t>
       <w:br/>
       <w:br/>
     </w:r>

--- a/tillsyn/A 38958-2024 tillsynsbegäran.docx
+++ b/tillsyn/A 38958-2024 tillsynsbegäran.docx
@@ -983,7 +983,7 @@
     <w:r>
       <w:tab/>
       <w:tab/>
-      <w:t>2025-09-16</w:t>
+      <w:t>2025-09-17</w:t>
       <w:br/>
       <w:br/>
     </w:r>

--- a/tillsyn/A 38958-2024 tillsynsbegäran.docx
+++ b/tillsyn/A 38958-2024 tillsynsbegäran.docx
@@ -983,7 +983,7 @@
     <w:r>
       <w:tab/>
       <w:tab/>
-      <w:t>2025-09-17</w:t>
+      <w:t>2025-09-18</w:t>
       <w:br/>
       <w:br/>
     </w:r>

--- a/tillsyn/A 38958-2024 tillsynsbegäran.docx
+++ b/tillsyn/A 38958-2024 tillsynsbegäran.docx
@@ -35,7 +35,7 @@
     </w:p>
     <w:p>
       <w:r>
-        <w:t>I avverkningsanmälan har följande 26 naturvårdsarter hittats: rosa jodskinn (EN), blackticka (VU), knärot (VU, §8), laxporing (VU), rostskinn (VU), rynkskinn (VU), dvärgbägarlav (NT), järpe (NT, §4), rosenticka (NT), tallticka (NT), ullticka (NT), vedtrappmossa (NT), blodticka (S), brandticka (S), bronshjon (S), flagellkvastmossa (S), grön sköldmossa (S, §8), grönpyrola (S), kattfotslav (S), skinnlav (S), stuplav (S), svart trolldruva (S), vårärt (S), fläcknycklar (§8), nattviol (§8) och blåsippa (§9). Av dessa är 12 rödlistade. För rödlistade arter har rödlistekategorin angivits inom parentes. Arter som är signalarter enligt Skogsstyrelsen har markerats med (S). För fridlysta arter anges även paragrafen i Artskyddsförordningen som arten är fridlyst enligt.</w:t>
+        <w:t>I avverkningsanmälan har följande 36 naturvårdsarter hittats: rosa jodskinn (EN), blackticka (VU), hängticka (VU), knärot (VU, §8), laxporing (VU), rostskinn (VU), rynkskinn (VU), vågticka (VU), dvärgbägarlav (NT), järpe (NT, §4), persiljespindling (NT), rosenticka (NT), spillkråka (NT, §4), stjärntagging (NT), tallticka (NT), ullticka (NT), vedtrappmossa (NT), anisspindling (S), blodticka (S), brandticka (S), bronshjon (S), flagellkvastmossa (S), grön sköldmossa (S, §8), grönpyrola (S), kattfotslav (S), rödgul trumpetsvamp (S), skinnlav (S), stuplav (S), svart trolldruva (S), svavelriska (S), vågbandad barkbock (S), vårärt (S), fläcknycklar (§8), nattviol (§8), blåsippa (§9) och revlummer (§9). Av dessa är 17 rödlistade. För rödlistade arter har rödlistekategorin angivits inom parentes. Arter som är signalarter enligt Skogsstyrelsen har markerats med (S). För fridlysta arter anges även paragrafen i Artskyddsförordningen som arten är fridlyst enligt.</w:t>
       </w:r>
     </w:p>
     <w:p>
@@ -50,7 +50,7 @@
       <w:r>
         <w:drawing>
           <wp:inline xmlns:a="http://schemas.openxmlformats.org/drawingml/2006/main" xmlns:pic="http://schemas.openxmlformats.org/drawingml/2006/picture">
-            <wp:extent cx="5486400" cy="4972244"/>
+            <wp:extent cx="5486400" cy="4924836"/>
             <wp:docPr id="1" name="Picture 1"/>
             <wp:cNvGraphicFramePr>
               <a:graphicFrameLocks noChangeAspect="1"/>
@@ -71,7 +71,7 @@
                   <pic:spPr>
                     <a:xfrm>
                       <a:off x="0" y="0"/>
-                      <a:ext cx="5486400" cy="4972244"/>
+                      <a:ext cx="5486400" cy="4924836"/>
                     </a:xfrm>
                     <a:prstGeom prst="rect"/>
                   </pic:spPr>
@@ -139,6 +139,17 @@
         <w:rPr>
           <w:b/>
         </w:rPr>
+        <w:t xml:space="preserve">Hängticka (VU) </w:t>
+      </w:r>
+      <w:r>
+        <w:t>är en vedsvamp som växer på starkt multnade brunrötade stockar av olika barrträd men kan någon gång också uppträda på lövträd. Tickans ettåriga hattar sitter tilltryckta mot underlaget men fäster vid enbart på en eller ett par punkter på ovansidan. Den hängande hatten, sporernas form och artens växtplats ger ledning vid bestämningen, men arterna i släktet är svåra att skilja åt varför bra material och mikroskopering är nödvändigt för en säker artbestämning. Arten är sällsynt och tycks vara beroende av god tillgång på multnande ved. Den hotas därför av att lämpliga växtplatser saknas i rationellt skötta skogar. Artens växtplatser måste skyddas (SLU Artdatabanken, 2024).</w:t>
+      </w:r>
+    </w:p>
+    <w:p>
+      <w:r>
+        <w:rPr>
+          <w:b/>
+        </w:rPr>
         <w:t xml:space="preserve">Kattfotslav </w:t>
       </w:r>
       <w:r>
@@ -161,6 +172,17 @@
         <w:rPr>
           <w:b/>
         </w:rPr>
+        <w:t>Persiljespindling (NT)</w:t>
+      </w:r>
+      <w:r>
+        <w:t xml:space="preserve"> bildar mykorrhiza med tall, gran och bok i ängsgranskog, kalktallskog och i ängsbokskog på rikare mark. Minskningstakten uppgår till 15 % inom 50 år och bedöms vara nära gränsvärdet för Sårbar (VU). (A2c+3c+4c). Persiljespindlingen hotas av avverkningar och är särskilt känslig eftersom den är knuten till äldre, produktiv barrskog, d.v.s. en skogstyp som är en bristvara i skyddade områden i Sverige och som samtidigt försvinner i snabb takt genom slutavverkningar. Skyddet för äldre ört- och kalkrika barrskogar med trädkontinuitet måste öka och oskyddade bokskogar med persiljespindling måste få ett formellt skydd i form av biotopskydd eller naturreservat (SLU Artdatabanken, 2024).</w:t>
+      </w:r>
+    </w:p>
+    <w:p>
+      <w:r>
+        <w:rPr>
+          <w:b/>
+        </w:rPr>
         <w:t>Rosenticka (NT)</w:t>
       </w:r>
       <w:r>
@@ -194,10 +216,32 @@
         <w:rPr>
           <w:b/>
         </w:rPr>
+        <w:t xml:space="preserve">Rödgul trumpetsvamp </w:t>
+      </w:r>
+      <w:r>
+        <w:t>signalerar kalkrika barrsumpskogar eller avgränsade små mineralrika ytor i barrskogslandskapet, vilka normalt har höga naturvärden. I urbergsbygder är den en bra signalart på känsliga skogsbiotoper (Nitare &amp; Skogsstyrelsen, 2019).</w:t>
+      </w:r>
+    </w:p>
+    <w:p>
+      <w:r>
+        <w:rPr>
+          <w:b/>
+        </w:rPr>
         <w:t xml:space="preserve">Skinnlav </w:t>
       </w:r>
       <w:r>
         <w:t>förekommer på diverse lövträd, främst på gammal asp och sälg. Den påträffas främst i områden med lång kontinuitet av grova lövträd och signalerar skogsmark med höga naturvärden. På lokalerna förekommer som regel ett flertal andra ovanliga eller rödlistade lavar. I likhet med gelélavarna, etablerar sig skinnlaven i skogsmark på grova aspar i sena lövsuccessioner (Nitare &amp; Skogsstyrelsen, 2019).</w:t>
+      </w:r>
+    </w:p>
+    <w:p>
+      <w:r>
+        <w:rPr>
+          <w:b/>
+        </w:rPr>
+        <w:t>Stjärntagging (NT)</w:t>
+      </w:r>
+      <w:r>
+        <w:t xml:space="preserve"> signalerar inom hela sitt utbredningsområde höga naturvärden. Svampen är uttorkningskänslig och beroende av ett oförändrat fuktigt mikroklimat. Den är även beroende av en ständig tillgång på död ved i olika nedbrytningsstadier, dock ej nödvändigtvis grova träd. Tidigare påverkan på miljön måste dock ha varit så skonsam att det naturliga skogsekosystemet till stora delar har bevarats. Minskningstakten för den svenska populationen bedöms vara nära gränsvärdet för Sårbar (VU) (SLU Artdatabanken, 2024; Nitare &amp; Skogsstyrelsen, 2019).</w:t>
       </w:r>
     </w:p>
     <w:p>
@@ -280,6 +324,17 @@
       </w:r>
       <w:r>
         <w:t>växer på död ved, främst i gammal granskog. Den förekommer knappast alls i fjällnära barrskogar utan finns i skogslandskapet nedom fjällen och framför allt i landets södra delar är den en mycket bra signalart för barrnaturskog med höga naturvärden. Skogsavverkning och brist på grov död ved i skogen är de allvarligaste hoten och den överlever inte kalhyggesbruk. Lokaler med sluten granskog, tillräckligt stora för att säkerställa ett kontinuerligt tillskott på grova lågor, bör undantas från storskaligt skogsbruk (SLU Artdatabanken, 2024).</w:t>
+      </w:r>
+    </w:p>
+    <w:p>
+      <w:r>
+        <w:rPr>
+          <w:b/>
+        </w:rPr>
+        <w:t xml:space="preserve">Vågticka (VU) </w:t>
+      </w:r>
+      <w:r>
+        <w:t>är knuten till kontinuitetsgranskogar med mycket död ved. Tidigare ansågs den som ytterst sällsynt men har nu blivit påträffad så många gånger att hotbilden eventuellt förändrats. Fortfarande är dock arten att anse som sårbar eftersom den fordrar rik tillgång till främst granlågor, ett substrat som minskat kraftigt i våra skogar. Vågtickans status bör ytterligare utredas. I väntan på detta måste fler av artens kända växtplatser säkerställas (SLU Artdatabanken, 2024).</w:t>
       </w:r>
     </w:p>
     <w:p>
@@ -303,7 +358,7 @@
     </w:p>
     <w:p>
       <w:r>
-        <w:t>Följande fridlysta arter har sina livsmiljöer och växtplatser i den avverkningsanmälda skogen: knärot (VU, §8), järpe (NT, §4), grön sköldmossa (S, §8), fläcknycklar (§8), nattviol (§8) och blåsippa (§9).</w:t>
+        <w:t>Följande fridlysta arter har sina livsmiljöer och växtplatser i den avverkningsanmälda skogen: knärot (VU, §8), järpe (NT, §4), spillkråka (NT, §4), grön sköldmossa (S, §8), fläcknycklar (§8), nattviol (§8), blåsippa (§9) och revlummer (§9).</w:t>
       </w:r>
     </w:p>
     <w:p>
@@ -373,7 +428,7 @@
     </w:p>
     <w:p>
       <w:r>
-        <w:t>I det avverkningsanmälda området finns 1 fyndplatser för knärot registrerade på Artportalen. Figur 2 visar gränserna för buffertzoner på 50 m, som behöver lämnas kring fyndplatserna för att knärotslokalerna inte ska försvinna vid en avverkning. Av det avverkningsanmälda området överlappar 0.54 ha med buffertzonerna och får av detta skäl inte avverkas.</w:t>
+        <w:t>I det avverkningsanmälda området finns 7 fyndplatser för knärot registrerade på Artportalen. Figur 2 visar gränserna för buffertzoner på 50 m, som behöver lämnas kring fyndplatserna för att knärotslokalerna inte ska försvinna vid en avverkning. Av det avverkningsanmälda området överlappar 2.83 ha med buffertzonerna och får av detta skäl inte avverkas.</w:t>
       </w:r>
     </w:p>
     <w:p>
@@ -430,6 +485,17 @@
     </w:p>
     <w:p>
       <w:r>
+        <w:rPr>
+          <w:b/>
+        </w:rPr>
+        <w:t>Spillkråka (NT, §4)</w:t>
+      </w:r>
+      <w:r>
+        <w:t xml:space="preserve"> är rödlistad som nära hotad och ingår i bilaga 1 i EU:s fågeldirektiv. Den minskar i population på grund av minskad tillgång på lämpliga bo- och födoträd och minskad födotillgång. Spillkråkans minskningstakt har uppgått till 19 (24–10) % under de senaste 15 åren. Minskningstakten för den svenska populationen bedöms vara nära gränsvärdet för Sårbar (VU) (A2bc). Skogsbruk med korta omloppstider och täta, homogena ungskogar utgör det största hotet, (SLU Artdatabanken, 2023).</w:t>
+      </w:r>
+    </w:p>
+    <w:p>
+      <w:r>
         <w:t>I BILAGA 1 finns mer detaljerad information om ekologi samt krav på livsmiljö hos fridlysta arter.</w:t>
       </w:r>
     </w:p>
@@ -844,6 +910,46 @@
     <w:p>
       <w:r>
         <w:t xml:space="preserve">SLU Artdatabanken, 2024. </w:t>
+      </w:r>
+      <w:r>
+        <w:rPr>
+          <w:i/>
+        </w:rPr>
+        <w:t xml:space="preserve">Artfaktablad. Naturvård – artfakta. </w:t>
+      </w:r>
+      <w:r>
+        <w:t>SLU Artdatabanken, Uppsala</w:t>
+      </w:r>
+    </w:p>
+    <w:p>
+      <w:pPr>
+        <w:pStyle w:val="Heading1"/>
+      </w:pPr>
+      <w:r>
+        <w:t>Spillkråka – ekologi samt krav på livsmiljön</w:t>
+      </w:r>
+    </w:p>
+    <w:p>
+      <w:r>
+        <w:t>Spillkråka (NT) är rödlistad som nära hotad, fridlyst enligt §4 Artskyddsförordningen och ingår i bilaga 1 i EU:s fågeldirektiv. Spillkråka lever i både barr- och blandskog liksom i ren lövskog. De tätaste populationerna tenderar att finnas i äldre, variationsrik blandskog med gott om död ved och gamla träd.</w:t>
+      </w:r>
+    </w:p>
+    <w:p>
+      <w:r>
+        <w:t>Varje par utnyttjar 400–1000 hektar skog beroende på skogens kvalitet. En minskning av populationen pågår på grund av minskad tillgång på lämpliga bo- och födoträd och minskad födotillgång. Spillkråkans minskningstakt har uppgått till 19 (24–10) % under de senaste 15 åren. Minskningstakten för den svenska populationen bedöms vara nära gränsvärdet för Sårbar (VU) (A2bc). Skogsbruk med korta omloppstider och täta, homogena ungskogar utgör det största hotet (Artdatabanken 2023).</w:t>
+      </w:r>
+    </w:p>
+    <w:p>
+      <w:pPr>
+        <w:pStyle w:val="Heading2"/>
+      </w:pPr>
+      <w:r>
+        <w:t>Referenser – spillkråka</w:t>
+      </w:r>
+    </w:p>
+    <w:p>
+      <w:r>
+        <w:t xml:space="preserve">SLU Artdatabanken, 2021. </w:t>
       </w:r>
       <w:r>
         <w:rPr>
@@ -983,7 +1089,7 @@
     <w:r>
       <w:tab/>
       <w:tab/>
-      <w:t>2025-09-18</w:t>
+      <w:t>2025-09-22</w:t>
       <w:br/>
       <w:br/>
     </w:r>

--- a/tillsyn/A 38958-2024 tillsynsbegäran.docx
+++ b/tillsyn/A 38958-2024 tillsynsbegäran.docx
@@ -1089,7 +1089,7 @@
     <w:r>
       <w:tab/>
       <w:tab/>
-      <w:t>2025-09-22</w:t>
+      <w:t>2025-09-23</w:t>
       <w:br/>
       <w:br/>
     </w:r>

--- a/tillsyn/A 38958-2024 tillsynsbegäran.docx
+++ b/tillsyn/A 38958-2024 tillsynsbegäran.docx
@@ -1089,7 +1089,7 @@
     <w:r>
       <w:tab/>
       <w:tab/>
-      <w:t>2025-09-23</w:t>
+      <w:t>2025-09-24</w:t>
       <w:br/>
       <w:br/>
     </w:r>

--- a/tillsyn/A 38958-2024 tillsynsbegäran.docx
+++ b/tillsyn/A 38958-2024 tillsynsbegäran.docx
@@ -1089,7 +1089,7 @@
     <w:r>
       <w:tab/>
       <w:tab/>
-      <w:t>2025-09-24</w:t>
+      <w:t>2025-09-25</w:t>
       <w:br/>
       <w:br/>
     </w:r>

--- a/tillsyn/A 38958-2024 tillsynsbegäran.docx
+++ b/tillsyn/A 38958-2024 tillsynsbegäran.docx
@@ -1089,7 +1089,7 @@
     <w:r>
       <w:tab/>
       <w:tab/>
-      <w:t>2025-09-25</w:t>
+      <w:t>2025-09-26</w:t>
       <w:br/>
       <w:br/>
     </w:r>

--- a/tillsyn/A 38958-2024 tillsynsbegäran.docx
+++ b/tillsyn/A 38958-2024 tillsynsbegäran.docx
@@ -1089,7 +1089,7 @@
     <w:r>
       <w:tab/>
       <w:tab/>
-      <w:t>2025-09-26</w:t>
+      <w:t>2025-09-27</w:t>
       <w:br/>
       <w:br/>
     </w:r>
